--- a/db/seed-assets/contract-templates/NVC/NVC-HD-01_Hop_dong_thi_cong_xay_dung_voi_CDT.docx
+++ b/db/seed-assets/contract-templates/NVC/NVC-HD-01_Hop_dong_thi_cong_xay_dung_voi_CDT.docx
@@ -143,7 +143,7 @@
                 <w:sz w:val="24"/>
                 <w:szCs w:val="24"/>
               </w:rPr>
-              <w:t xml:space="preserve">……………, ngày {ngay_ky_ngay} tháng {ngay_ky_thang} năm {ngay_ky_nam}</w:t>
+              <w:t xml:space="preserve">{o_1}, ngày {ngay_ky_ngay} tháng {ngay_ky_thang} năm {ngay_ky_nam}</w:t>
             </w:r>
           </w:p>
         </w:tc>
@@ -193,7 +193,7 @@
           <w:sz w:val="26"/>
           <w:szCs w:val="26"/>
         </w:rPr>
-        <w:t xml:space="preserve">Công trình: {ten_hop_dong} – Gói thầu: ……………………………</w:t>
+        <w:t xml:space="preserve">Công trình: {ten_hop_dong} – Gói thầu: {o_2}</w:t>
       </w:r>
     </w:p>
     <w:p>
@@ -334,7 +334,7 @@
           <w:sz w:val="26"/>
           <w:szCs w:val="26"/>
         </w:rPr>
-        <w:t xml:space="preserve">Hôm nay, ngày {ngay_ky_ngay} tháng {ngay_ky_thang} năm {ngay_ky_nam}, tại ……………………………………, chúng tôi gồm:</w:t>
+        <w:t xml:space="preserve">Hôm nay, ngày {ngay_ky_ngay} tháng {ngay_ky_thang} năm {ngay_ky_nam}, tại {o_3}, chúng tôi gồm:</w:t>
       </w:r>
     </w:p>
     <w:p>
@@ -428,7 +428,7 @@
           <w:sz w:val="26"/>
           <w:szCs w:val="26"/>
         </w:rPr>
-        <w:t xml:space="preserve">(Theo Giấy ủy quyền số ……… ngày ……/……/……… – nếu người ký không phải đại diện theo pháp luật)</w:t>
+        <w:t xml:space="preserve">(Theo Giấy ủy quyền số {o_4} ngày {o_5} – nếu người ký không phải đại diện theo pháp luật)</w:t>
       </w:r>
     </w:p>
     <w:p>
@@ -552,7 +552,7 @@
           <w:sz w:val="26"/>
           <w:szCs w:val="26"/>
         </w:rPr>
-        <w:t xml:space="preserve">(Hoặc người được ủy quyền: ……………………… – Chức vụ: ……………… – theo Giấy ủy quyền số ……… ngày ……/……/………)</w:t>
+        <w:t xml:space="preserve">(Hoặc người được ủy quyền: {o_6} – Chức vụ: {o_7} – theo Giấy ủy quyền số {o_8} ngày {o_9})</w:t>
       </w:r>
     </w:p>
     <w:p>
@@ -792,7 +792,7 @@
           <w:sz w:val="26"/>
           <w:szCs w:val="26"/>
         </w:rPr>
-        <w:t xml:space="preserve">2.1. Bên A giao, Bên B nhận thi công xây dựng các hạng mục: ……………………………………… theo hồ sơ thiết kế được duyệt và Bảng khối lượng tại </w:t>
+        <w:t xml:space="preserve">2.1. Bên A giao, Bên B nhận thi công xây dựng các hạng mục: {o_10} theo hồ sơ thiết kế được duyệt và Bảng khối lượng tại </w:t>
       </w:r>
       <w:r>
         <w:rPr>
@@ -838,26 +838,40 @@
           <w:sz w:val="26"/>
           <w:szCs w:val="26"/>
         </w:rPr>
-        <w:t xml:space="preserve">2.3. Phạm vi loại trừ (không thuộc trách nhiệm Bên B): ……………………………………… (ví dụ: thiết bị công nghệ do Bên A cung cấp, đấu nối điện lưới, cấp phép xây dựng).</w:t>
-      </w:r>
-    </w:p>
-    <w:p>
-      <w:pPr>
-        <w:pBdr>
-          <w:left w:val="single" w:color="4F81BD" w:sz="18" w:space="6"/>
-        </w:pBdr>
-        <w:shd w:fill="EAF1FB" w:color="auto" w:val="clear"/>
-        <w:spacing w:after="40" w:before="20" w:line="288"/>
-        <w:ind w:left="360"/>
-        <w:jc w:val="both"/>
-      </w:pPr>
-      <w:r>
-        <w:rPr>
-          <w:rFonts w:ascii="Times New Roman" w:cs="Times New Roman" w:eastAsia="Times New Roman" w:hAnsi="Times New Roman"/>
-          <w:sz w:val="26"/>
-          <w:szCs w:val="26"/>
-        </w:rPr>
-        <w:t xml:space="preserve">☐ </w:t>
+        <w:t xml:space="preserve">2.3. Phạm vi loại trừ (không thuộc trách nhiệm Bên B): {o_11} (ví dụ: thiết bị công nghệ do Bên A cung cấp, đấu nối điện lưới, cấp phép xây dựng).</w:t>
+      </w:r>
+    </w:p>
+    <w:p>
+      <w:pPr>
+        <w:pBdr>
+          <w:left w:val="single" w:color="4F81BD" w:sz="18" w:space="6"/>
+        </w:pBdr>
+        <w:shd w:fill="EAF1FB" w:color="auto" w:val="clear"/>
+        <w:spacing w:after="40" w:before="20" w:line="288"/>
+        <w:ind w:left="360"/>
+        <w:jc w:val="both"/>
+      </w:pPr>
+      <w:r>
+        <w:t xml:space="preserve">{#pa_1_a}</w:t>
+      </w:r>
+    </w:p>
+    <w:p>
+      <w:pPr>
+        <w:pBdr>
+          <w:left w:val="single" w:color="4F81BD" w:sz="18" w:space="6"/>
+        </w:pBdr>
+        <w:shd w:fill="EAF1FB" w:color="auto" w:val="clear"/>
+        <w:spacing w:after="40" w:before="20" w:line="288"/>
+        <w:ind w:left="360"/>
+        <w:jc w:val="both"/>
+      </w:pPr>
+      <w:r>
+        <w:rPr>
+          <w:rFonts w:ascii="Times New Roman" w:cs="Times New Roman" w:eastAsia="Times New Roman" w:hAnsi="Times New Roman"/>
+          <w:sz w:val="26"/>
+          <w:szCs w:val="26"/>
+        </w:rPr>
+        <w:t xml:space="preserve">{pa_1_a_o} </w:t>
       </w:r>
       <w:r>
         <w:rPr>
@@ -889,12 +903,40 @@
         <w:jc w:val="both"/>
       </w:pPr>
       <w:r>
-        <w:rPr>
-          <w:rFonts w:ascii="Times New Roman" w:cs="Times New Roman" w:eastAsia="Times New Roman" w:hAnsi="Times New Roman"/>
-          <w:sz w:val="26"/>
-          <w:szCs w:val="26"/>
-        </w:rPr>
-        <w:t xml:space="preserve">☐ </w:t>
+        <w:t xml:space="preserve">{/pa_1_a}</w:t>
+      </w:r>
+    </w:p>
+    <w:p>
+      <w:pPr>
+        <w:pBdr>
+          <w:left w:val="single" w:color="4F81BD" w:sz="18" w:space="6"/>
+        </w:pBdr>
+        <w:shd w:fill="EAF1FB" w:color="auto" w:val="clear"/>
+        <w:spacing w:after="40" w:before="20" w:line="288"/>
+        <w:ind w:left="360"/>
+        <w:jc w:val="both"/>
+      </w:pPr>
+      <w:r>
+        <w:t xml:space="preserve">{#pa_1_b}</w:t>
+      </w:r>
+    </w:p>
+    <w:p>
+      <w:pPr>
+        <w:pBdr>
+          <w:left w:val="single" w:color="4F81BD" w:sz="18" w:space="6"/>
+        </w:pBdr>
+        <w:shd w:fill="EAF1FB" w:color="auto" w:val="clear"/>
+        <w:spacing w:after="40" w:before="20" w:line="288"/>
+        <w:ind w:left="360"/>
+        <w:jc w:val="both"/>
+      </w:pPr>
+      <w:r>
+        <w:rPr>
+          <w:rFonts w:ascii="Times New Roman" w:cs="Times New Roman" w:eastAsia="Times New Roman" w:hAnsi="Times New Roman"/>
+          <w:sz w:val="26"/>
+          <w:szCs w:val="26"/>
+        </w:rPr>
+        <w:t xml:space="preserve">{pa_1_b_o} </w:t>
       </w:r>
       <w:r>
         <w:rPr>
@@ -912,7 +954,21 @@
           <w:sz w:val="26"/>
           <w:szCs w:val="26"/>
         </w:rPr>
-        <w:t xml:space="preserve"> Bên A cấp vật tư chính (thép, xi măng, bê tông thương phẩm …); Bên B cung cấp vật tư phụ và nhân công, máy. Danh mục vật tư Bên A cấp, định mức hao hụt cho phép …… % và trách nhiệm bảo quản ghi tại Phụ lục 04.</w:t>
+        <w:t xml:space="preserve"> Bên A cấp vật tư chính (thép, xi măng, bê tông thương phẩm {o_12}); Bên B cung cấp vật tư phụ và nhân công, máy. Danh mục vật tư Bên A cấp, định mức hao hụt cho phép {o_13} % và trách nhiệm bảo quản ghi tại Phụ lục 04.</w:t>
+      </w:r>
+    </w:p>
+    <w:p>
+      <w:pPr>
+        <w:pBdr>
+          <w:left w:val="single" w:color="4F81BD" w:sz="18" w:space="6"/>
+        </w:pBdr>
+        <w:shd w:fill="EAF1FB" w:color="auto" w:val="clear"/>
+        <w:spacing w:after="40" w:before="20" w:line="288"/>
+        <w:ind w:left="360"/>
+        <w:jc w:val="both"/>
+      </w:pPr>
+      <w:r>
+        <w:t xml:space="preserve">{/pa_1_b}</w:t>
       </w:r>
     </w:p>
     <w:p>
@@ -972,7 +1028,7 @@
           <w:sz w:val="26"/>
           <w:szCs w:val="26"/>
         </w:rPr>
-        <w:t xml:space="preserve">3.3. Bên B gửi yêu cầu nghiệm thu trước ít nhất …… (mặc định: 24) giờ. Quá thời hạn này mà Bên A/tư vấn giám sát không có mặt và không có ý kiến bằng văn bản, Bên B được tiếp tục thi công bước tiếp theo; công việc đó được coi là đã được chấp thuận về mặt tiến độ, không loại trừ trách nhiệm chất lượng của Bên B.</w:t>
+        <w:t xml:space="preserve">3.3. Bên B gửi yêu cầu nghiệm thu trước ít nhất {o_14}  giờ. Quá thời hạn này mà Bên A/tư vấn giám sát không có mặt và không có ý kiến bằng văn bản, Bên B được tiếp tục thi công bước tiếp theo; công việc đó được coi là đã được chấp thuận về mặt tiến độ, không loại trừ trách nhiệm chất lượng của Bên B.</w:t>
       </w:r>
     </w:p>
     <w:p>
@@ -1018,21 +1074,21 @@
           <w:sz w:val="26"/>
           <w:szCs w:val="26"/>
         </w:rPr>
-        <w:t xml:space="preserve">4.1. Ngày khởi công: ngày …… /…… /20…… hoặc trong vòng …… ngày kể từ ngày Bên B nhận được đủ: (i) mặt bằng thi công; (ii) tiền tạm ứng; (iii) hồ sơ thiết kế được duyệt – tùy điều kiện nào đến sau.</w:t>
-      </w:r>
-    </w:p>
-    <w:p>
-      <w:pPr>
-        <w:spacing w:after="80" w:before="40" w:line="288"/>
-        <w:jc w:val="both"/>
-      </w:pPr>
-      <w:r>
-        <w:rPr>
-          <w:rFonts w:ascii="Times New Roman" w:cs="Times New Roman" w:eastAsia="Times New Roman" w:hAnsi="Times New Roman"/>
-          <w:sz w:val="26"/>
-          <w:szCs w:val="26"/>
-        </w:rPr>
-        <w:t xml:space="preserve">4.2. Thời gian thi công: …… ngày (bao gồm cả ngày nghỉ, lễ, Tết), theo Tiến độ chi tiết tại </w:t>
+        <w:t xml:space="preserve">4.1. Ngày khởi công: ngày {o_15} /20{o_16} hoặc trong vòng {o_17} ngày kể từ ngày Bên B nhận được đủ: (i) mặt bằng thi công; (ii) tiền tạm ứng; (iii) hồ sơ thiết kế được duyệt – tùy điều kiện nào đến sau.</w:t>
+      </w:r>
+    </w:p>
+    <w:p>
+      <w:pPr>
+        <w:spacing w:after="80" w:before="40" w:line="288"/>
+        <w:jc w:val="both"/>
+      </w:pPr>
+      <w:r>
+        <w:rPr>
+          <w:rFonts w:ascii="Times New Roman" w:cs="Times New Roman" w:eastAsia="Times New Roman" w:hAnsi="Times New Roman"/>
+          <w:sz w:val="26"/>
+          <w:szCs w:val="26"/>
+        </w:rPr>
+        <w:t xml:space="preserve">4.2. Thời gian thi công: {o_18} ngày (bao gồm cả ngày nghỉ, lễ, Tết), theo Tiến độ chi tiết tại </w:t>
       </w:r>
       <w:r>
         <w:rPr>
@@ -1050,21 +1106,21 @@
           <w:sz w:val="26"/>
           <w:szCs w:val="26"/>
         </w:rPr>
-        <w:t xml:space="preserve">. Các mốc tiến độ chính: ………………</w:t>
-      </w:r>
-    </w:p>
-    <w:p>
-      <w:pPr>
-        <w:spacing w:after="80" w:before="40" w:line="288"/>
-        <w:jc w:val="both"/>
-      </w:pPr>
-      <w:r>
-        <w:rPr>
-          <w:rFonts w:ascii="Times New Roman" w:cs="Times New Roman" w:eastAsia="Times New Roman" w:hAnsi="Times New Roman"/>
-          <w:sz w:val="26"/>
-          <w:szCs w:val="26"/>
-        </w:rPr>
-        <w:t xml:space="preserve">4.3. Thời gian thực hiện hợp đồng được gia hạn trong các trường hợp: (a) Bên A chậm bàn giao mặt bằng, thiết kế, vật tư do Bên A cấp hoặc chậm thanh toán quá …… ngày; (b) phát sinh khối lượng được Bên A chấp thuận; (c) sự kiện bất khả kháng; (d) Bên A yêu cầu tạm dừng không do lỗi của Bên B; (e) thời tiết bất thường (mưa lớn, bão) làm không thể thi công được xác nhận trong nhật ký công trình.</w:t>
+        <w:t xml:space="preserve">. Các mốc tiến độ chính: {o_19}</w:t>
+      </w:r>
+    </w:p>
+    <w:p>
+      <w:pPr>
+        <w:spacing w:after="80" w:before="40" w:line="288"/>
+        <w:jc w:val="both"/>
+      </w:pPr>
+      <w:r>
+        <w:rPr>
+          <w:rFonts w:ascii="Times New Roman" w:cs="Times New Roman" w:eastAsia="Times New Roman" w:hAnsi="Times New Roman"/>
+          <w:sz w:val="26"/>
+          <w:szCs w:val="26"/>
+        </w:rPr>
+        <w:t xml:space="preserve">4.3. Thời gian thực hiện hợp đồng được gia hạn trong các trường hợp: (a) Bên A chậm bàn giao mặt bằng, thiết kế, vật tư do Bên A cấp hoặc chậm thanh toán quá {o_20} ngày; (b) phát sinh khối lượng được Bên A chấp thuận; (c) sự kiện bất khả kháng; (d) Bên A yêu cầu tạm dừng không do lỗi của Bên B; (e) thời tiết bất thường (mưa lớn, bão) làm không thể thi công được xác nhận trong nhật ký công trình.</w:t>
       </w:r>
     </w:p>
     <w:p>
@@ -1128,7 +1184,7 @@
           <w:sz w:val="26"/>
           <w:szCs w:val="26"/>
         </w:rPr>
-        <w:t xml:space="preserve"> (Bằng chữ: {gia_tri_bang_chu}). Giá trên [đã bao gồm/chưa bao gồm] thuế giá trị gia tăng.</w:t>
+        <w:t xml:space="preserve"> (Bằng chữ: {gia_tri_bang_chu}). Giá trên {c_1} thuế giá trị gia tăng.</w:t>
       </w:r>
     </w:p>
     <w:p>
@@ -1156,12 +1212,26 @@
         <w:jc w:val="both"/>
       </w:pPr>
       <w:r>
-        <w:rPr>
-          <w:rFonts w:ascii="Times New Roman" w:cs="Times New Roman" w:eastAsia="Times New Roman" w:hAnsi="Times New Roman"/>
-          <w:sz w:val="26"/>
-          <w:szCs w:val="26"/>
-        </w:rPr>
-        <w:t xml:space="preserve">☐ </w:t>
+        <w:t xml:space="preserve">{#pa_2_a}</w:t>
+      </w:r>
+    </w:p>
+    <w:p>
+      <w:pPr>
+        <w:pBdr>
+          <w:left w:val="single" w:color="4F81BD" w:sz="18" w:space="6"/>
+        </w:pBdr>
+        <w:shd w:fill="EAF1FB" w:color="auto" w:val="clear"/>
+        <w:spacing w:after="40" w:before="20" w:line="288"/>
+        <w:ind w:left="360"/>
+        <w:jc w:val="both"/>
+      </w:pPr>
+      <w:r>
+        <w:rPr>
+          <w:rFonts w:ascii="Times New Roman" w:cs="Times New Roman" w:eastAsia="Times New Roman" w:hAnsi="Times New Roman"/>
+          <w:sz w:val="26"/>
+          <w:szCs w:val="26"/>
+        </w:rPr>
+        <w:t xml:space="preserve">{pa_2_a_o} </w:t>
       </w:r>
       <w:r>
         <w:rPr>
@@ -1211,12 +1281,40 @@
         <w:jc w:val="both"/>
       </w:pPr>
       <w:r>
-        <w:rPr>
-          <w:rFonts w:ascii="Times New Roman" w:cs="Times New Roman" w:eastAsia="Times New Roman" w:hAnsi="Times New Roman"/>
-          <w:sz w:val="26"/>
-          <w:szCs w:val="26"/>
-        </w:rPr>
-        <w:t xml:space="preserve">☐ </w:t>
+        <w:t xml:space="preserve">{/pa_2_a}</w:t>
+      </w:r>
+    </w:p>
+    <w:p>
+      <w:pPr>
+        <w:pBdr>
+          <w:left w:val="single" w:color="4F81BD" w:sz="18" w:space="6"/>
+        </w:pBdr>
+        <w:shd w:fill="EAF1FB" w:color="auto" w:val="clear"/>
+        <w:spacing w:after="40" w:before="20" w:line="288"/>
+        <w:ind w:left="360"/>
+        <w:jc w:val="both"/>
+      </w:pPr>
+      <w:r>
+        <w:t xml:space="preserve">{#pa_2_b}</w:t>
+      </w:r>
+    </w:p>
+    <w:p>
+      <w:pPr>
+        <w:pBdr>
+          <w:left w:val="single" w:color="4F81BD" w:sz="18" w:space="6"/>
+        </w:pBdr>
+        <w:shd w:fill="EAF1FB" w:color="auto" w:val="clear"/>
+        <w:spacing w:after="40" w:before="20" w:line="288"/>
+        <w:ind w:left="360"/>
+        <w:jc w:val="both"/>
+      </w:pPr>
+      <w:r>
+        <w:rPr>
+          <w:rFonts w:ascii="Times New Roman" w:cs="Times New Roman" w:eastAsia="Times New Roman" w:hAnsi="Times New Roman"/>
+          <w:sz w:val="26"/>
+          <w:szCs w:val="26"/>
+        </w:rPr>
+        <w:t xml:space="preserve">{pa_2_b_o} </w:t>
       </w:r>
       <w:r>
         <w:rPr>
@@ -1252,26 +1350,54 @@
           <w:sz w:val="26"/>
           <w:szCs w:val="26"/>
         </w:rPr>
-        <w:t xml:space="preserve"> Đơn giá tại Phụ lục 01 không thay đổi; giá thanh toán = khối lượng thực tế được nghiệm thu × đơn giá. Khối lượng thực tế vượt quá …… % so với Phụ lục 01 được thỏa thuận bằng phụ lục.</w:t>
-      </w:r>
-    </w:p>
-    <w:p>
-      <w:pPr>
-        <w:pBdr>
-          <w:left w:val="single" w:color="4F81BD" w:sz="18" w:space="6"/>
-        </w:pBdr>
-        <w:shd w:fill="EAF1FB" w:color="auto" w:val="clear"/>
-        <w:spacing w:after="40" w:before="20" w:line="288"/>
-        <w:ind w:left="360"/>
-        <w:jc w:val="both"/>
-      </w:pPr>
-      <w:r>
-        <w:rPr>
-          <w:rFonts w:ascii="Times New Roman" w:cs="Times New Roman" w:eastAsia="Times New Roman" w:hAnsi="Times New Roman"/>
-          <w:sz w:val="26"/>
-          <w:szCs w:val="26"/>
-        </w:rPr>
-        <w:t xml:space="preserve">☐ </w:t>
+        <w:t xml:space="preserve"> Đơn giá tại Phụ lục 01 không thay đổi; giá thanh toán = khối lượng thực tế được nghiệm thu × đơn giá. Khối lượng thực tế vượt quá {o_21} % so với Phụ lục 01 được thỏa thuận bằng phụ lục.</w:t>
+      </w:r>
+    </w:p>
+    <w:p>
+      <w:pPr>
+        <w:pBdr>
+          <w:left w:val="single" w:color="4F81BD" w:sz="18" w:space="6"/>
+        </w:pBdr>
+        <w:shd w:fill="EAF1FB" w:color="auto" w:val="clear"/>
+        <w:spacing w:after="40" w:before="20" w:line="288"/>
+        <w:ind w:left="360"/>
+        <w:jc w:val="both"/>
+      </w:pPr>
+      <w:r>
+        <w:t xml:space="preserve">{/pa_2_b}</w:t>
+      </w:r>
+    </w:p>
+    <w:p>
+      <w:pPr>
+        <w:pBdr>
+          <w:left w:val="single" w:color="4F81BD" w:sz="18" w:space="6"/>
+        </w:pBdr>
+        <w:shd w:fill="EAF1FB" w:color="auto" w:val="clear"/>
+        <w:spacing w:after="40" w:before="20" w:line="288"/>
+        <w:ind w:left="360"/>
+        <w:jc w:val="both"/>
+      </w:pPr>
+      <w:r>
+        <w:t xml:space="preserve">{#pa_2_c}</w:t>
+      </w:r>
+    </w:p>
+    <w:p>
+      <w:pPr>
+        <w:pBdr>
+          <w:left w:val="single" w:color="4F81BD" w:sz="18" w:space="6"/>
+        </w:pBdr>
+        <w:shd w:fill="EAF1FB" w:color="auto" w:val="clear"/>
+        <w:spacing w:after="40" w:before="20" w:line="288"/>
+        <w:ind w:left="360"/>
+        <w:jc w:val="both"/>
+      </w:pPr>
+      <w:r>
+        <w:rPr>
+          <w:rFonts w:ascii="Times New Roman" w:cs="Times New Roman" w:eastAsia="Times New Roman" w:hAnsi="Times New Roman"/>
+          <w:sz w:val="26"/>
+          <w:szCs w:val="26"/>
+        </w:rPr>
+        <w:t xml:space="preserve">{pa_2_c_o} </w:t>
       </w:r>
       <w:r>
         <w:rPr>
@@ -1307,7 +1433,21 @@
           <w:sz w:val="26"/>
           <w:szCs w:val="26"/>
         </w:rPr>
-        <w:t xml:space="preserve"> Đơn giá được điều chỉnh theo chỉ số giá xây dựng do ………… công bố đối với các vật liệu: thép, xi măng, cát, đá, nhiên liệu … khi biến động vượt quá …… % so với thời điểm ký. Công thức điều chỉnh tại Phụ lục 05.</w:t>
+        <w:t xml:space="preserve"> Đơn giá được điều chỉnh theo chỉ số giá xây dựng do {o_22} công bố đối với các vật liệu: thép, xi măng, cát, đá, nhiên liệu {o_23} khi biến động vượt quá {o_24} % so với thời điểm ký. Công thức điều chỉnh tại Phụ lục 05.</w:t>
+      </w:r>
+    </w:p>
+    <w:p>
+      <w:pPr>
+        <w:pBdr>
+          <w:left w:val="single" w:color="4F81BD" w:sz="18" w:space="6"/>
+        </w:pBdr>
+        <w:shd w:fill="EAF1FB" w:color="auto" w:val="clear"/>
+        <w:spacing w:after="40" w:before="20" w:line="288"/>
+        <w:ind w:left="360"/>
+        <w:jc w:val="both"/>
+      </w:pPr>
+      <w:r>
+        <w:t xml:space="preserve">{/pa_2_c}</w:t>
       </w:r>
     </w:p>
     <w:p>
@@ -1353,26 +1493,40 @@
           <w:sz w:val="26"/>
           <w:szCs w:val="26"/>
         </w:rPr>
-        <w:t xml:space="preserve">6.1. Bên A tạm ứng cho Bên B trong vòng …… ngày kể từ ngày hợp đồng có hiệu lực và Bên B nộp bảo lãnh tạm ứng (nếu có):</w:t>
-      </w:r>
-    </w:p>
-    <w:p>
-      <w:pPr>
-        <w:pBdr>
-          <w:left w:val="single" w:color="4F81BD" w:sz="18" w:space="6"/>
-        </w:pBdr>
-        <w:shd w:fill="EAF1FB" w:color="auto" w:val="clear"/>
-        <w:spacing w:after="40" w:before="20" w:line="288"/>
-        <w:ind w:left="360"/>
-        <w:jc w:val="both"/>
-      </w:pPr>
-      <w:r>
-        <w:rPr>
-          <w:rFonts w:ascii="Times New Roman" w:cs="Times New Roman" w:eastAsia="Times New Roman" w:hAnsi="Times New Roman"/>
-          <w:sz w:val="26"/>
-          <w:szCs w:val="26"/>
-        </w:rPr>
-        <w:t xml:space="preserve">☐ </w:t>
+        <w:t xml:space="preserve">6.1. Bên A tạm ứng cho Bên B trong vòng {o_25} ngày kể từ ngày hợp đồng có hiệu lực và Bên B nộp bảo lãnh tạm ứng (nếu có):</w:t>
+      </w:r>
+    </w:p>
+    <w:p>
+      <w:pPr>
+        <w:pBdr>
+          <w:left w:val="single" w:color="4F81BD" w:sz="18" w:space="6"/>
+        </w:pBdr>
+        <w:shd w:fill="EAF1FB" w:color="auto" w:val="clear"/>
+        <w:spacing w:after="40" w:before="20" w:line="288"/>
+        <w:ind w:left="360"/>
+        <w:jc w:val="both"/>
+      </w:pPr>
+      <w:r>
+        <w:t xml:space="preserve">{#pa_3_a}</w:t>
+      </w:r>
+    </w:p>
+    <w:p>
+      <w:pPr>
+        <w:pBdr>
+          <w:left w:val="single" w:color="4F81BD" w:sz="18" w:space="6"/>
+        </w:pBdr>
+        <w:shd w:fill="EAF1FB" w:color="auto" w:val="clear"/>
+        <w:spacing w:after="40" w:before="20" w:line="288"/>
+        <w:ind w:left="360"/>
+        <w:jc w:val="both"/>
+      </w:pPr>
+      <w:r>
+        <w:rPr>
+          <w:rFonts w:ascii="Times New Roman" w:cs="Times New Roman" w:eastAsia="Times New Roman" w:hAnsi="Times New Roman"/>
+          <w:sz w:val="26"/>
+          <w:szCs w:val="26"/>
+        </w:rPr>
+        <w:t xml:space="preserve">{pa_3_a_o} </w:t>
       </w:r>
       <w:r>
         <w:rPr>
@@ -1404,12 +1558,40 @@
         <w:jc w:val="both"/>
       </w:pPr>
       <w:r>
-        <w:rPr>
-          <w:rFonts w:ascii="Times New Roman" w:cs="Times New Roman" w:eastAsia="Times New Roman" w:hAnsi="Times New Roman"/>
-          <w:sz w:val="26"/>
-          <w:szCs w:val="26"/>
-        </w:rPr>
-        <w:t xml:space="preserve">☐ </w:t>
+        <w:t xml:space="preserve">{/pa_3_a}</w:t>
+      </w:r>
+    </w:p>
+    <w:p>
+      <w:pPr>
+        <w:pBdr>
+          <w:left w:val="single" w:color="4F81BD" w:sz="18" w:space="6"/>
+        </w:pBdr>
+        <w:shd w:fill="EAF1FB" w:color="auto" w:val="clear"/>
+        <w:spacing w:after="40" w:before="20" w:line="288"/>
+        <w:ind w:left="360"/>
+        <w:jc w:val="both"/>
+      </w:pPr>
+      <w:r>
+        <w:t xml:space="preserve">{#pa_3_b}</w:t>
+      </w:r>
+    </w:p>
+    <w:p>
+      <w:pPr>
+        <w:pBdr>
+          <w:left w:val="single" w:color="4F81BD" w:sz="18" w:space="6"/>
+        </w:pBdr>
+        <w:shd w:fill="EAF1FB" w:color="auto" w:val="clear"/>
+        <w:spacing w:after="40" w:before="20" w:line="288"/>
+        <w:ind w:left="360"/>
+        <w:jc w:val="both"/>
+      </w:pPr>
+      <w:r>
+        <w:rPr>
+          <w:rFonts w:ascii="Times New Roman" w:cs="Times New Roman" w:eastAsia="Times New Roman" w:hAnsi="Times New Roman"/>
+          <w:sz w:val="26"/>
+          <w:szCs w:val="26"/>
+        </w:rPr>
+        <w:t xml:space="preserve">{pa_3_b_o} </w:t>
       </w:r>
       <w:r>
         <w:rPr>
@@ -1441,12 +1623,40 @@
         <w:jc w:val="both"/>
       </w:pPr>
       <w:r>
-        <w:rPr>
-          <w:rFonts w:ascii="Times New Roman" w:cs="Times New Roman" w:eastAsia="Times New Roman" w:hAnsi="Times New Roman"/>
-          <w:sz w:val="26"/>
-          <w:szCs w:val="26"/>
-        </w:rPr>
-        <w:t xml:space="preserve">☐ </w:t>
+        <w:t xml:space="preserve">{/pa_3_b}</w:t>
+      </w:r>
+    </w:p>
+    <w:p>
+      <w:pPr>
+        <w:pBdr>
+          <w:left w:val="single" w:color="4F81BD" w:sz="18" w:space="6"/>
+        </w:pBdr>
+        <w:shd w:fill="EAF1FB" w:color="auto" w:val="clear"/>
+        <w:spacing w:after="40" w:before="20" w:line="288"/>
+        <w:ind w:left="360"/>
+        <w:jc w:val="both"/>
+      </w:pPr>
+      <w:r>
+        <w:t xml:space="preserve">{#pa_3_c}</w:t>
+      </w:r>
+    </w:p>
+    <w:p>
+      <w:pPr>
+        <w:pBdr>
+          <w:left w:val="single" w:color="4F81BD" w:sz="18" w:space="6"/>
+        </w:pBdr>
+        <w:shd w:fill="EAF1FB" w:color="auto" w:val="clear"/>
+        <w:spacing w:after="40" w:before="20" w:line="288"/>
+        <w:ind w:left="360"/>
+        <w:jc w:val="both"/>
+      </w:pPr>
+      <w:r>
+        <w:rPr>
+          <w:rFonts w:ascii="Times New Roman" w:cs="Times New Roman" w:eastAsia="Times New Roman" w:hAnsi="Times New Roman"/>
+          <w:sz w:val="26"/>
+          <w:szCs w:val="26"/>
+        </w:rPr>
+        <w:t xml:space="preserve">{pa_3_c_o} </w:t>
       </w:r>
       <w:r>
         <w:rPr>
@@ -1464,21 +1674,35 @@
           <w:sz w:val="26"/>
           <w:szCs w:val="26"/>
         </w:rPr>
-        <w:t xml:space="preserve"> 20% giá hợp đồng (dưới 10 tỷ đồng) – hoặc mức khác theo thỏa thuận: …… %.</w:t>
-      </w:r>
-    </w:p>
-    <w:p>
-      <w:pPr>
-        <w:spacing w:after="80" w:before="40" w:line="288"/>
-        <w:jc w:val="both"/>
-      </w:pPr>
-      <w:r>
-        <w:rPr>
-          <w:rFonts w:ascii="Times New Roman" w:cs="Times New Roman" w:eastAsia="Times New Roman" w:hAnsi="Times New Roman"/>
-          <w:sz w:val="26"/>
-          <w:szCs w:val="26"/>
-        </w:rPr>
-        <w:t xml:space="preserve">6.2. Tiền tạm ứng được thu hồi dần qua các đợt thanh toán, mỗi đợt khấu trừ …… % giá trị thanh toán, và thu hồi hết khi giá trị thanh toán lũy kế đạt 80% giá hợp đồng.</w:t>
+        <w:t xml:space="preserve"> 20% giá hợp đồng (dưới 10 tỷ đồng) – hoặc mức khác theo thỏa thuận: {o_26} %.</w:t>
+      </w:r>
+    </w:p>
+    <w:p>
+      <w:pPr>
+        <w:pBdr>
+          <w:left w:val="single" w:color="4F81BD" w:sz="18" w:space="6"/>
+        </w:pBdr>
+        <w:shd w:fill="EAF1FB" w:color="auto" w:val="clear"/>
+        <w:spacing w:after="40" w:before="20" w:line="288"/>
+        <w:ind w:left="360"/>
+        <w:jc w:val="both"/>
+      </w:pPr>
+      <w:r>
+        <w:t xml:space="preserve">{/pa_3_c}</w:t>
+      </w:r>
+    </w:p>
+    <w:p>
+      <w:pPr>
+        <w:spacing w:after="80" w:before="40" w:line="288"/>
+        <w:jc w:val="both"/>
+      </w:pPr>
+      <w:r>
+        <w:rPr>
+          <w:rFonts w:ascii="Times New Roman" w:cs="Times New Roman" w:eastAsia="Times New Roman" w:hAnsi="Times New Roman"/>
+          <w:sz w:val="26"/>
+          <w:szCs w:val="26"/>
+        </w:rPr>
+        <w:t xml:space="preserve">6.2. Tiền tạm ứng được thu hồi dần qua các đợt thanh toán, mỗi đợt khấu trừ {o_27} % giá trị thanh toán, và thu hồi hết khi giá trị thanh toán lũy kế đạt 80% giá hợp đồng.</w:t>
       </w:r>
     </w:p>
     <w:p>
@@ -1538,12 +1762,26 @@
         <w:jc w:val="both"/>
       </w:pPr>
       <w:r>
-        <w:rPr>
-          <w:rFonts w:ascii="Times New Roman" w:cs="Times New Roman" w:eastAsia="Times New Roman" w:hAnsi="Times New Roman"/>
-          <w:sz w:val="26"/>
-          <w:szCs w:val="26"/>
-        </w:rPr>
-        <w:t xml:space="preserve">☐ </w:t>
+        <w:t xml:space="preserve">{#pa_4_a}</w:t>
+      </w:r>
+    </w:p>
+    <w:p>
+      <w:pPr>
+        <w:pBdr>
+          <w:left w:val="single" w:color="4F81BD" w:sz="18" w:space="6"/>
+        </w:pBdr>
+        <w:shd w:fill="EAF1FB" w:color="auto" w:val="clear"/>
+        <w:spacing w:after="40" w:before="20" w:line="288"/>
+        <w:ind w:left="360"/>
+        <w:jc w:val="both"/>
+      </w:pPr>
+      <w:r>
+        <w:rPr>
+          <w:rFonts w:ascii="Times New Roman" w:cs="Times New Roman" w:eastAsia="Times New Roman" w:hAnsi="Times New Roman"/>
+          <w:sz w:val="26"/>
+          <w:szCs w:val="26"/>
+        </w:rPr>
+        <w:t xml:space="preserve">{pa_4_a_o} </w:t>
       </w:r>
       <w:r>
         <w:rPr>
@@ -1881,6 +2119,20 @@
     </w:tbl>
     <w:p>
       <w:pPr>
+        <w:pBdr>
+          <w:left w:val="single" w:color="4F81BD" w:sz="18" w:space="6"/>
+        </w:pBdr>
+        <w:shd w:fill="EAF1FB" w:color="auto" w:val="clear"/>
+        <w:spacing w:after="40" w:before="20" w:line="288"/>
+        <w:ind w:left="360"/>
+        <w:jc w:val="both"/>
+      </w:pPr>
+      <w:r>
+        <w:t xml:space="preserve">{/pa_4_a}</w:t>
+      </w:r>
+    </w:p>
+    <w:p>
+      <w:pPr>
         <w:spacing w:after="60" w:before="40" w:line="288"/>
         <w:jc w:val="both"/>
       </w:pPr>
@@ -1904,12 +2156,26 @@
         <w:jc w:val="both"/>
       </w:pPr>
       <w:r>
-        <w:rPr>
-          <w:rFonts w:ascii="Times New Roman" w:cs="Times New Roman" w:eastAsia="Times New Roman" w:hAnsi="Times New Roman"/>
-          <w:sz w:val="26"/>
-          <w:szCs w:val="26"/>
-        </w:rPr>
-        <w:t xml:space="preserve">☐ </w:t>
+        <w:t xml:space="preserve">{#pa_5_b}</w:t>
+      </w:r>
+    </w:p>
+    <w:p>
+      <w:pPr>
+        <w:pBdr>
+          <w:left w:val="single" w:color="4F81BD" w:sz="18" w:space="6"/>
+        </w:pBdr>
+        <w:shd w:fill="EAF1FB" w:color="auto" w:val="clear"/>
+        <w:spacing w:after="40" w:before="20" w:line="288"/>
+        <w:ind w:left="360"/>
+        <w:jc w:val="both"/>
+      </w:pPr>
+      <w:r>
+        <w:rPr>
+          <w:rFonts w:ascii="Times New Roman" w:cs="Times New Roman" w:eastAsia="Times New Roman" w:hAnsi="Times New Roman"/>
+          <w:sz w:val="26"/>
+          <w:szCs w:val="26"/>
+        </w:rPr>
+        <w:t xml:space="preserve">{pa_5_b_o} </w:t>
       </w:r>
       <w:r>
         <w:rPr>
@@ -1945,7 +2211,21 @@
           <w:sz w:val="26"/>
           <w:szCs w:val="26"/>
         </w:rPr>
-        <w:t xml:space="preserve"> (phù hợp hợp đồng đơn giá): Bên A thanh toán …… % giá trị khối lượng nghiệm thu trong tháng, sau khi trừ tạm ứng; giữ lại …… % chờ quyết toán và bảo hành.</w:t>
+        <w:t xml:space="preserve"> (phù hợp hợp đồng đơn giá): Bên A thanh toán {o_28} % giá trị khối lượng nghiệm thu trong tháng, sau khi trừ tạm ứng; giữ lại {o_29} % chờ quyết toán và bảo hành.</w:t>
+      </w:r>
+    </w:p>
+    <w:p>
+      <w:pPr>
+        <w:pBdr>
+          <w:left w:val="single" w:color="4F81BD" w:sz="18" w:space="6"/>
+        </w:pBdr>
+        <w:shd w:fill="EAF1FB" w:color="auto" w:val="clear"/>
+        <w:spacing w:after="40" w:before="20" w:line="288"/>
+        <w:ind w:left="360"/>
+        <w:jc w:val="both"/>
+      </w:pPr>
+      <w:r>
+        <w:t xml:space="preserve">{/pa_5_b}</w:t>
       </w:r>
     </w:p>
     <w:p>
@@ -1973,7 +2253,7 @@
           <w:sz w:val="26"/>
           <w:szCs w:val="26"/>
         </w:rPr>
-        <w:t xml:space="preserve">7.4. Thời hạn thanh toán: Bên A thanh toán trong vòng …… (mặc định: 14) ngày kể từ ngày nhận đủ hồ sơ hợp lệ. Quá thời hạn, Bên A chịu lãi chậm trả bằng …… %/năm (hoặc mức lãi suất cho vay quá hạn trung bình của 03 ngân hàng thương mại tại thời điểm thanh toán) tính trên số tiền chậm trả. Chậm quá …… ngày, Bên B có quyền tạm dừng thi công theo Điều 16.</w:t>
+        <w:t xml:space="preserve">7.4. Thời hạn thanh toán: Bên A thanh toán trong vòng {o_30}  ngày kể từ ngày nhận đủ hồ sơ hợp lệ. Quá thời hạn, Bên A chịu lãi chậm trả bằng {o_31} %/năm (hoặc mức lãi suất cho vay quá hạn trung bình của 03 ngân hàng thương mại tại thời điểm thanh toán) tính trên số tiền chậm trả. Chậm quá {o_32} ngày, Bên B có quyền tạm dừng thi công theo Điều 16.</w:t>
       </w:r>
     </w:p>
     <w:p>
@@ -2005,7 +2285,7 @@
           <w:sz w:val="26"/>
           <w:szCs w:val="26"/>
         </w:rPr>
-        <w:t xml:space="preserve">8.1. Khối lượng phát sinh chỉ được thực hiện khi có yêu cầu bằng văn bản của Bên A (lệnh thay đổi). Bên B gửi báo giá phát sinh trong vòng …… ngày; hai bên ký phụ lục trước khi thi công, trừ trường hợp khẩn cấp vì an toàn.</w:t>
+        <w:t xml:space="preserve">8.1. Khối lượng phát sinh chỉ được thực hiện khi có yêu cầu bằng văn bản của Bên A (lệnh thay đổi). Bên B gửi báo giá phát sinh trong vòng {o_33} ngày; hai bên ký phụ lục trước khi thi công, trừ trường hợp khẩn cấp vì an toàn.</w:t>
       </w:r>
     </w:p>
     <w:p>
@@ -2065,26 +2345,40 @@
           <w:sz w:val="26"/>
           <w:szCs w:val="26"/>
         </w:rPr>
-        <w:t xml:space="preserve">9.1. Bên B nộp bảo đảm thực hiện hợp đồng trong vòng …… ngày kể từ ngày ký, giá trị …… % giá hợp đồng (từ 2% đến 10%; mặc định: 5%), dưới hình thức bảo lãnh của ngân hàng hoạt động hợp pháp tại Việt Nam. Hiệu lực đến khi các bên ký biên bản nghiệm thu hoàn thành và Bên B nộp bảo lãnh bảo hành.</w:t>
-      </w:r>
-    </w:p>
-    <w:p>
-      <w:pPr>
-        <w:pBdr>
-          <w:left w:val="single" w:color="4F81BD" w:sz="18" w:space="6"/>
-        </w:pBdr>
-        <w:shd w:fill="EAF1FB" w:color="auto" w:val="clear"/>
-        <w:spacing w:after="40" w:before="20" w:line="288"/>
-        <w:ind w:left="360"/>
-        <w:jc w:val="both"/>
-      </w:pPr>
-      <w:r>
-        <w:rPr>
-          <w:rFonts w:ascii="Times New Roman" w:cs="Times New Roman" w:eastAsia="Times New Roman" w:hAnsi="Times New Roman"/>
-          <w:sz w:val="26"/>
-          <w:szCs w:val="26"/>
-        </w:rPr>
-        <w:t xml:space="preserve">☐ </w:t>
+        <w:t xml:space="preserve">9.1. Bên B nộp bảo đảm thực hiện hợp đồng trong vòng {o_34} ngày kể từ ngày ký, giá trị {o_35} % giá hợp đồng (từ 2% đến 10%; mặc định: 5%), dưới hình thức bảo lãnh của ngân hàng hoạt động hợp pháp tại Việt Nam. Hiệu lực đến khi các bên ký biên bản nghiệm thu hoàn thành và Bên B nộp bảo lãnh bảo hành.</w:t>
+      </w:r>
+    </w:p>
+    <w:p>
+      <w:pPr>
+        <w:pBdr>
+          <w:left w:val="single" w:color="4F81BD" w:sz="18" w:space="6"/>
+        </w:pBdr>
+        <w:shd w:fill="EAF1FB" w:color="auto" w:val="clear"/>
+        <w:spacing w:after="40" w:before="20" w:line="288"/>
+        <w:ind w:left="360"/>
+        <w:jc w:val="both"/>
+      </w:pPr>
+      <w:r>
+        <w:t xml:space="preserve">{#pa_6_a}</w:t>
+      </w:r>
+    </w:p>
+    <w:p>
+      <w:pPr>
+        <w:pBdr>
+          <w:left w:val="single" w:color="4F81BD" w:sz="18" w:space="6"/>
+        </w:pBdr>
+        <w:shd w:fill="EAF1FB" w:color="auto" w:val="clear"/>
+        <w:spacing w:after="40" w:before="20" w:line="288"/>
+        <w:ind w:left="360"/>
+        <w:jc w:val="both"/>
+      </w:pPr>
+      <w:r>
+        <w:rPr>
+          <w:rFonts w:ascii="Times New Roman" w:cs="Times New Roman" w:eastAsia="Times New Roman" w:hAnsi="Times New Roman"/>
+          <w:sz w:val="26"/>
+          <w:szCs w:val="26"/>
+        </w:rPr>
+        <w:t xml:space="preserve">{pa_6_a_o} </w:t>
       </w:r>
       <w:r>
         <w:rPr>
@@ -2102,26 +2396,54 @@
           <w:sz w:val="26"/>
           <w:szCs w:val="26"/>
         </w:rPr>
-        <w:t xml:space="preserve"> Có yêu cầu bảo đảm thực hiện hợp đồng (……%).</w:t>
-      </w:r>
-    </w:p>
-    <w:p>
-      <w:pPr>
-        <w:pBdr>
-          <w:left w:val="single" w:color="4F81BD" w:sz="18" w:space="6"/>
-        </w:pBdr>
-        <w:shd w:fill="EAF1FB" w:color="auto" w:val="clear"/>
-        <w:spacing w:after="40" w:before="20" w:line="288"/>
-        <w:ind w:left="360"/>
-        <w:jc w:val="both"/>
-      </w:pPr>
-      <w:r>
-        <w:rPr>
-          <w:rFonts w:ascii="Times New Roman" w:cs="Times New Roman" w:eastAsia="Times New Roman" w:hAnsi="Times New Roman"/>
-          <w:sz w:val="26"/>
-          <w:szCs w:val="26"/>
-        </w:rPr>
-        <w:t xml:space="preserve">☐ </w:t>
+        <w:t xml:space="preserve"> Có yêu cầu bảo đảm thực hiện hợp đồng ({o_36}%).</w:t>
+      </w:r>
+    </w:p>
+    <w:p>
+      <w:pPr>
+        <w:pBdr>
+          <w:left w:val="single" w:color="4F81BD" w:sz="18" w:space="6"/>
+        </w:pBdr>
+        <w:shd w:fill="EAF1FB" w:color="auto" w:val="clear"/>
+        <w:spacing w:after="40" w:before="20" w:line="288"/>
+        <w:ind w:left="360"/>
+        <w:jc w:val="both"/>
+      </w:pPr>
+      <w:r>
+        <w:t xml:space="preserve">{/pa_6_a}</w:t>
+      </w:r>
+    </w:p>
+    <w:p>
+      <w:pPr>
+        <w:pBdr>
+          <w:left w:val="single" w:color="4F81BD" w:sz="18" w:space="6"/>
+        </w:pBdr>
+        <w:shd w:fill="EAF1FB" w:color="auto" w:val="clear"/>
+        <w:spacing w:after="40" w:before="20" w:line="288"/>
+        <w:ind w:left="360"/>
+        <w:jc w:val="both"/>
+      </w:pPr>
+      <w:r>
+        <w:t xml:space="preserve">{#pa_6_b}</w:t>
+      </w:r>
+    </w:p>
+    <w:p>
+      <w:pPr>
+        <w:pBdr>
+          <w:left w:val="single" w:color="4F81BD" w:sz="18" w:space="6"/>
+        </w:pBdr>
+        <w:shd w:fill="EAF1FB" w:color="auto" w:val="clear"/>
+        <w:spacing w:after="40" w:before="20" w:line="288"/>
+        <w:ind w:left="360"/>
+        <w:jc w:val="both"/>
+      </w:pPr>
+      <w:r>
+        <w:rPr>
+          <w:rFonts w:ascii="Times New Roman" w:cs="Times New Roman" w:eastAsia="Times New Roman" w:hAnsi="Times New Roman"/>
+          <w:sz w:val="26"/>
+          <w:szCs w:val="26"/>
+        </w:rPr>
+        <w:t xml:space="preserve">{pa_6_b_o} </w:t>
       </w:r>
       <w:r>
         <w:rPr>
@@ -2140,6 +2462,20 @@
           <w:szCs w:val="26"/>
         </w:rPr>
         <w:t xml:space="preserve"> Không yêu cầu bảo đảm thực hiện hợp đồng (áp dụng hợp đồng giá trị nhỏ hoặc khách hàng quen).</w:t>
+      </w:r>
+    </w:p>
+    <w:p>
+      <w:pPr>
+        <w:pBdr>
+          <w:left w:val="single" w:color="4F81BD" w:sz="18" w:space="6"/>
+        </w:pBdr>
+        <w:shd w:fill="EAF1FB" w:color="auto" w:val="clear"/>
+        <w:spacing w:after="40" w:before="20" w:line="288"/>
+        <w:ind w:left="360"/>
+        <w:jc w:val="both"/>
+      </w:pPr>
+      <w:r>
+        <w:t xml:space="preserve">{/pa_6_b}</w:t>
       </w:r>
     </w:p>
     <w:p>
@@ -2301,7 +2637,7 @@
           <w:sz w:val="26"/>
           <w:szCs w:val="26"/>
         </w:rPr>
-        <w:t xml:space="preserve">11.2. Bố trí chỉ huy trưởng công trường: Ông/Bà ………………, chứng chỉ hành nghề số …………; không thay đổi nhân sự chủ chốt khi chưa có chấp thuận của Bên A.</w:t>
+        <w:t xml:space="preserve">11.2. Bố trí chỉ huy trưởng công trường: Ông/Bà {o_37}, chứng chỉ hành nghề số {o_38}; không thay đổi nhân sự chủ chốt khi chưa có chấp thuận của Bên A.</w:t>
       </w:r>
     </w:p>
     <w:p>
@@ -2417,12 +2753,26 @@
         <w:jc w:val="both"/>
       </w:pPr>
       <w:r>
-        <w:rPr>
-          <w:rFonts w:ascii="Times New Roman" w:cs="Times New Roman" w:eastAsia="Times New Roman" w:hAnsi="Times New Roman"/>
-          <w:sz w:val="26"/>
-          <w:szCs w:val="26"/>
-        </w:rPr>
-        <w:t xml:space="preserve">☐ </w:t>
+        <w:t xml:space="preserve">{#pa_7_a}</w:t>
+      </w:r>
+    </w:p>
+    <w:p>
+      <w:pPr>
+        <w:pBdr>
+          <w:left w:val="single" w:color="4F81BD" w:sz="18" w:space="6"/>
+        </w:pBdr>
+        <w:shd w:fill="EAF1FB" w:color="auto" w:val="clear"/>
+        <w:spacing w:after="40" w:before="20" w:line="288"/>
+        <w:ind w:left="360"/>
+        <w:jc w:val="both"/>
+      </w:pPr>
+      <w:r>
+        <w:rPr>
+          <w:rFonts w:ascii="Times New Roman" w:cs="Times New Roman" w:eastAsia="Times New Roman" w:hAnsi="Times New Roman"/>
+          <w:sz w:val="26"/>
+          <w:szCs w:val="26"/>
+        </w:rPr>
+        <w:t xml:space="preserve">{pa_7_a_o} </w:t>
       </w:r>
       <w:r>
         <w:rPr>
@@ -2454,12 +2804,40 @@
         <w:jc w:val="both"/>
       </w:pPr>
       <w:r>
-        <w:rPr>
-          <w:rFonts w:ascii="Times New Roman" w:cs="Times New Roman" w:eastAsia="Times New Roman" w:hAnsi="Times New Roman"/>
-          <w:sz w:val="26"/>
-          <w:szCs w:val="26"/>
-        </w:rPr>
-        <w:t xml:space="preserve">☐ </w:t>
+        <w:t xml:space="preserve">{/pa_7_a}</w:t>
+      </w:r>
+    </w:p>
+    <w:p>
+      <w:pPr>
+        <w:pBdr>
+          <w:left w:val="single" w:color="4F81BD" w:sz="18" w:space="6"/>
+        </w:pBdr>
+        <w:shd w:fill="EAF1FB" w:color="auto" w:val="clear"/>
+        <w:spacing w:after="40" w:before="20" w:line="288"/>
+        <w:ind w:left="360"/>
+        <w:jc w:val="both"/>
+      </w:pPr>
+      <w:r>
+        <w:t xml:space="preserve">{#pa_7_b}</w:t>
+      </w:r>
+    </w:p>
+    <w:p>
+      <w:pPr>
+        <w:pBdr>
+          <w:left w:val="single" w:color="4F81BD" w:sz="18" w:space="6"/>
+        </w:pBdr>
+        <w:shd w:fill="EAF1FB" w:color="auto" w:val="clear"/>
+        <w:spacing w:after="40" w:before="20" w:line="288"/>
+        <w:ind w:left="360"/>
+        <w:jc w:val="both"/>
+      </w:pPr>
+      <w:r>
+        <w:rPr>
+          <w:rFonts w:ascii="Times New Roman" w:cs="Times New Roman" w:eastAsia="Times New Roman" w:hAnsi="Times New Roman"/>
+          <w:sz w:val="26"/>
+          <w:szCs w:val="26"/>
+        </w:rPr>
+        <w:t xml:space="preserve">{pa_7_b_o} </w:t>
       </w:r>
       <w:r>
         <w:rPr>
@@ -2478,6 +2856,20 @@
           <w:szCs w:val="26"/>
         </w:rPr>
         <w:t xml:space="preserve"> Bên B mua bảo hiểm công trình; chi phí đã bao gồm trong giá hợp đồng.</w:t>
+      </w:r>
+    </w:p>
+    <w:p>
+      <w:pPr>
+        <w:pBdr>
+          <w:left w:val="single" w:color="4F81BD" w:sz="18" w:space="6"/>
+        </w:pBdr>
+        <w:shd w:fill="EAF1FB" w:color="auto" w:val="clear"/>
+        <w:spacing w:after="40" w:before="20" w:line="288"/>
+        <w:ind w:left="360"/>
+        <w:jc w:val="both"/>
+      </w:pPr>
+      <w:r>
+        <w:t xml:space="preserve">{/pa_7_b}</w:t>
       </w:r>
     </w:p>
     <w:p>
@@ -2523,7 +2915,7 @@
           <w:sz w:val="26"/>
           <w:szCs w:val="26"/>
         </w:rPr>
-        <w:t xml:space="preserve">13.1. Bên B được giao cho nhà thầu phụ thực hiện các phần việc: ……………… (kết cấu thép, cơ điện, phòng cháy chữa cháy …). Nhà thầu phụ ngoài danh sách trong hồ sơ dự thầu phải được Bên A chấp thuận.</w:t>
+        <w:t xml:space="preserve">13.1. Bên B được giao cho nhà thầu phụ thực hiện các phần việc: {o_39} (kết cấu thép, cơ điện, phòng cháy chữa cháy {o_40}). Nhà thầu phụ ngoài danh sách trong hồ sơ dự thầu phải được Bên A chấp thuận.</w:t>
       </w:r>
     </w:p>
     <w:p>
@@ -2583,12 +2975,26 @@
         <w:jc w:val="both"/>
       </w:pPr>
       <w:r>
-        <w:rPr>
-          <w:rFonts w:ascii="Times New Roman" w:cs="Times New Roman" w:eastAsia="Times New Roman" w:hAnsi="Times New Roman"/>
-          <w:sz w:val="26"/>
-          <w:szCs w:val="26"/>
-        </w:rPr>
-        <w:t xml:space="preserve">☐ </w:t>
+        <w:t xml:space="preserve">{#pa_8_a}</w:t>
+      </w:r>
+    </w:p>
+    <w:p>
+      <w:pPr>
+        <w:pBdr>
+          <w:left w:val="single" w:color="4F81BD" w:sz="18" w:space="6"/>
+        </w:pBdr>
+        <w:shd w:fill="EAF1FB" w:color="auto" w:val="clear"/>
+        <w:spacing w:after="40" w:before="20" w:line="288"/>
+        <w:ind w:left="360"/>
+        <w:jc w:val="both"/>
+      </w:pPr>
+      <w:r>
+        <w:rPr>
+          <w:rFonts w:ascii="Times New Roman" w:cs="Times New Roman" w:eastAsia="Times New Roman" w:hAnsi="Times New Roman"/>
+          <w:sz w:val="26"/>
+          <w:szCs w:val="26"/>
+        </w:rPr>
+        <w:t xml:space="preserve">{pa_8_a_o} </w:t>
       </w:r>
       <w:r>
         <w:rPr>
@@ -2620,12 +3026,40 @@
         <w:jc w:val="both"/>
       </w:pPr>
       <w:r>
-        <w:rPr>
-          <w:rFonts w:ascii="Times New Roman" w:cs="Times New Roman" w:eastAsia="Times New Roman" w:hAnsi="Times New Roman"/>
-          <w:sz w:val="26"/>
-          <w:szCs w:val="26"/>
-        </w:rPr>
-        <w:t xml:space="preserve">☐ </w:t>
+        <w:t xml:space="preserve">{/pa_8_a}</w:t>
+      </w:r>
+    </w:p>
+    <w:p>
+      <w:pPr>
+        <w:pBdr>
+          <w:left w:val="single" w:color="4F81BD" w:sz="18" w:space="6"/>
+        </w:pBdr>
+        <w:shd w:fill="EAF1FB" w:color="auto" w:val="clear"/>
+        <w:spacing w:after="40" w:before="20" w:line="288"/>
+        <w:ind w:left="360"/>
+        <w:jc w:val="both"/>
+      </w:pPr>
+      <w:r>
+        <w:t xml:space="preserve">{#pa_8_b}</w:t>
+      </w:r>
+    </w:p>
+    <w:p>
+      <w:pPr>
+        <w:pBdr>
+          <w:left w:val="single" w:color="4F81BD" w:sz="18" w:space="6"/>
+        </w:pBdr>
+        <w:shd w:fill="EAF1FB" w:color="auto" w:val="clear"/>
+        <w:spacing w:after="40" w:before="20" w:line="288"/>
+        <w:ind w:left="360"/>
+        <w:jc w:val="both"/>
+      </w:pPr>
+      <w:r>
+        <w:rPr>
+          <w:rFonts w:ascii="Times New Roman" w:cs="Times New Roman" w:eastAsia="Times New Roman" w:hAnsi="Times New Roman"/>
+          <w:sz w:val="26"/>
+          <w:szCs w:val="26"/>
+        </w:rPr>
+        <w:t xml:space="preserve">{pa_8_b_o} </w:t>
       </w:r>
       <w:r>
         <w:rPr>
@@ -2643,40 +3077,68 @@
           <w:sz w:val="26"/>
           <w:szCs w:val="26"/>
         </w:rPr>
-        <w:t xml:space="preserve"> 12 tháng (công trình cấp II, cấp III và các cấp còn lại) – hoặc …… tháng theo thỏa thuận.</w:t>
-      </w:r>
-    </w:p>
-    <w:p>
-      <w:pPr>
-        <w:spacing w:after="80" w:before="40" w:line="288"/>
-        <w:jc w:val="both"/>
-      </w:pPr>
-      <w:r>
-        <w:rPr>
-          <w:rFonts w:ascii="Times New Roman" w:cs="Times New Roman" w:eastAsia="Times New Roman" w:hAnsi="Times New Roman"/>
-          <w:sz w:val="26"/>
-          <w:szCs w:val="26"/>
-        </w:rPr>
-        <w:t xml:space="preserve">14.2. Bảo đảm bảo hành: …… % giá hợp đồng (mặc định: 3% với công trình cấp đặc biệt, cấp I; 5% với các cấp còn lại), dưới hình thức:</w:t>
-      </w:r>
-    </w:p>
-    <w:p>
-      <w:pPr>
-        <w:pBdr>
-          <w:left w:val="single" w:color="4F81BD" w:sz="18" w:space="6"/>
-        </w:pBdr>
-        <w:shd w:fill="EAF1FB" w:color="auto" w:val="clear"/>
-        <w:spacing w:after="40" w:before="20" w:line="288"/>
-        <w:ind w:left="360"/>
-        <w:jc w:val="both"/>
-      </w:pPr>
-      <w:r>
-        <w:rPr>
-          <w:rFonts w:ascii="Times New Roman" w:cs="Times New Roman" w:eastAsia="Times New Roman" w:hAnsi="Times New Roman"/>
-          <w:sz w:val="26"/>
-          <w:szCs w:val="26"/>
-        </w:rPr>
-        <w:t xml:space="preserve">☐ </w:t>
+        <w:t xml:space="preserve"> 12 tháng (công trình cấp II, cấp III và các cấp còn lại) – hoặc {o_41} tháng theo thỏa thuận.</w:t>
+      </w:r>
+    </w:p>
+    <w:p>
+      <w:pPr>
+        <w:pBdr>
+          <w:left w:val="single" w:color="4F81BD" w:sz="18" w:space="6"/>
+        </w:pBdr>
+        <w:shd w:fill="EAF1FB" w:color="auto" w:val="clear"/>
+        <w:spacing w:after="40" w:before="20" w:line="288"/>
+        <w:ind w:left="360"/>
+        <w:jc w:val="both"/>
+      </w:pPr>
+      <w:r>
+        <w:t xml:space="preserve">{/pa_8_b}</w:t>
+      </w:r>
+    </w:p>
+    <w:p>
+      <w:pPr>
+        <w:spacing w:after="80" w:before="40" w:line="288"/>
+        <w:jc w:val="both"/>
+      </w:pPr>
+      <w:r>
+        <w:rPr>
+          <w:rFonts w:ascii="Times New Roman" w:cs="Times New Roman" w:eastAsia="Times New Roman" w:hAnsi="Times New Roman"/>
+          <w:sz w:val="26"/>
+          <w:szCs w:val="26"/>
+        </w:rPr>
+        <w:t xml:space="preserve">14.2. Bảo đảm bảo hành: {o_42} % giá hợp đồng (mặc định: 3% với công trình cấp đặc biệt, cấp I; 5% với các cấp còn lại), dưới hình thức:</w:t>
+      </w:r>
+    </w:p>
+    <w:p>
+      <w:pPr>
+        <w:pBdr>
+          <w:left w:val="single" w:color="4F81BD" w:sz="18" w:space="6"/>
+        </w:pBdr>
+        <w:shd w:fill="EAF1FB" w:color="auto" w:val="clear"/>
+        <w:spacing w:after="40" w:before="20" w:line="288"/>
+        <w:ind w:left="360"/>
+        <w:jc w:val="both"/>
+      </w:pPr>
+      <w:r>
+        <w:t xml:space="preserve">{#pa_9_a}</w:t>
+      </w:r>
+    </w:p>
+    <w:p>
+      <w:pPr>
+        <w:pBdr>
+          <w:left w:val="single" w:color="4F81BD" w:sz="18" w:space="6"/>
+        </w:pBdr>
+        <w:shd w:fill="EAF1FB" w:color="auto" w:val="clear"/>
+        <w:spacing w:after="40" w:before="20" w:line="288"/>
+        <w:ind w:left="360"/>
+        <w:jc w:val="both"/>
+      </w:pPr>
+      <w:r>
+        <w:rPr>
+          <w:rFonts w:ascii="Times New Roman" w:cs="Times New Roman" w:eastAsia="Times New Roman" w:hAnsi="Times New Roman"/>
+          <w:sz w:val="26"/>
+          <w:szCs w:val="26"/>
+        </w:rPr>
+        <w:t xml:space="preserve">{pa_9_a_o} </w:t>
       </w:r>
       <w:r>
         <w:rPr>
@@ -2694,26 +3156,54 @@
           <w:sz w:val="26"/>
           <w:szCs w:val="26"/>
         </w:rPr>
-        <w:t xml:space="preserve"> Bên A giữ lại tiền bảo hành từ đợt thanh toán cuối; hoàn trả trong vòng …… ngày kể từ khi hết thời hạn bảo hành.</w:t>
-      </w:r>
-    </w:p>
-    <w:p>
-      <w:pPr>
-        <w:pBdr>
-          <w:left w:val="single" w:color="4F81BD" w:sz="18" w:space="6"/>
-        </w:pBdr>
-        <w:shd w:fill="EAF1FB" w:color="auto" w:val="clear"/>
-        <w:spacing w:after="40" w:before="20" w:line="288"/>
-        <w:ind w:left="360"/>
-        <w:jc w:val="both"/>
-      </w:pPr>
-      <w:r>
-        <w:rPr>
-          <w:rFonts w:ascii="Times New Roman" w:cs="Times New Roman" w:eastAsia="Times New Roman" w:hAnsi="Times New Roman"/>
-          <w:sz w:val="26"/>
-          <w:szCs w:val="26"/>
-        </w:rPr>
-        <w:t xml:space="preserve">☐ </w:t>
+        <w:t xml:space="preserve"> Bên A giữ lại tiền bảo hành từ đợt thanh toán cuối; hoàn trả trong vòng {o_43} ngày kể từ khi hết thời hạn bảo hành.</w:t>
+      </w:r>
+    </w:p>
+    <w:p>
+      <w:pPr>
+        <w:pBdr>
+          <w:left w:val="single" w:color="4F81BD" w:sz="18" w:space="6"/>
+        </w:pBdr>
+        <w:shd w:fill="EAF1FB" w:color="auto" w:val="clear"/>
+        <w:spacing w:after="40" w:before="20" w:line="288"/>
+        <w:ind w:left="360"/>
+        <w:jc w:val="both"/>
+      </w:pPr>
+      <w:r>
+        <w:t xml:space="preserve">{/pa_9_a}</w:t>
+      </w:r>
+    </w:p>
+    <w:p>
+      <w:pPr>
+        <w:pBdr>
+          <w:left w:val="single" w:color="4F81BD" w:sz="18" w:space="6"/>
+        </w:pBdr>
+        <w:shd w:fill="EAF1FB" w:color="auto" w:val="clear"/>
+        <w:spacing w:after="40" w:before="20" w:line="288"/>
+        <w:ind w:left="360"/>
+        <w:jc w:val="both"/>
+      </w:pPr>
+      <w:r>
+        <w:t xml:space="preserve">{#pa_9_b}</w:t>
+      </w:r>
+    </w:p>
+    <w:p>
+      <w:pPr>
+        <w:pBdr>
+          <w:left w:val="single" w:color="4F81BD" w:sz="18" w:space="6"/>
+        </w:pBdr>
+        <w:shd w:fill="EAF1FB" w:color="auto" w:val="clear"/>
+        <w:spacing w:after="40" w:before="20" w:line="288"/>
+        <w:ind w:left="360"/>
+        <w:jc w:val="both"/>
+      </w:pPr>
+      <w:r>
+        <w:rPr>
+          <w:rFonts w:ascii="Times New Roman" w:cs="Times New Roman" w:eastAsia="Times New Roman" w:hAnsi="Times New Roman"/>
+          <w:sz w:val="26"/>
+          <w:szCs w:val="26"/>
+        </w:rPr>
+        <w:t xml:space="preserve">{pa_9_b_o} </w:t>
       </w:r>
       <w:r>
         <w:rPr>
@@ -2736,16 +3226,30 @@
     </w:p>
     <w:p>
       <w:pPr>
-        <w:spacing w:after="80" w:before="40" w:line="288"/>
-        <w:jc w:val="both"/>
-      </w:pPr>
-      <w:r>
-        <w:rPr>
-          <w:rFonts w:ascii="Times New Roman" w:cs="Times New Roman" w:eastAsia="Times New Roman" w:hAnsi="Times New Roman"/>
-          <w:sz w:val="26"/>
-          <w:szCs w:val="26"/>
-        </w:rPr>
-        <w:t xml:space="preserve">14.3. Trong vòng …… (mặc định: 48) giờ kể từ khi nhận thông báo hư hỏng, Bên B phải có mặt kiểm tra và khắc phục. Quá thời hạn mà Bên B không thực hiện, Bên A được thuê bên khác sửa chữa và khấu trừ chi phí vào tiền bảo hành.</w:t>
+        <w:pBdr>
+          <w:left w:val="single" w:color="4F81BD" w:sz="18" w:space="6"/>
+        </w:pBdr>
+        <w:shd w:fill="EAF1FB" w:color="auto" w:val="clear"/>
+        <w:spacing w:after="40" w:before="20" w:line="288"/>
+        <w:ind w:left="360"/>
+        <w:jc w:val="both"/>
+      </w:pPr>
+      <w:r>
+        <w:t xml:space="preserve">{/pa_9_b}</w:t>
+      </w:r>
+    </w:p>
+    <w:p>
+      <w:pPr>
+        <w:spacing w:after="80" w:before="40" w:line="288"/>
+        <w:jc w:val="both"/>
+      </w:pPr>
+      <w:r>
+        <w:rPr>
+          <w:rFonts w:ascii="Times New Roman" w:cs="Times New Roman" w:eastAsia="Times New Roman" w:hAnsi="Times New Roman"/>
+          <w:sz w:val="26"/>
+          <w:szCs w:val="26"/>
+        </w:rPr>
+        <w:t xml:space="preserve">14.3. Trong vòng {o_44}  giờ kể từ khi nhận thông báo hư hỏng, Bên B phải có mặt kiểm tra và khắc phục. Quá thời hạn mà Bên B không thực hiện, Bên A được thuê bên khác sửa chữa và khấu trừ chi phí vào tiền bảo hành.</w:t>
       </w:r>
     </w:p>
     <w:p>
@@ -2805,12 +3309,26 @@
         <w:jc w:val="both"/>
       </w:pPr>
       <w:r>
-        <w:rPr>
-          <w:rFonts w:ascii="Times New Roman" w:cs="Times New Roman" w:eastAsia="Times New Roman" w:hAnsi="Times New Roman"/>
-          <w:sz w:val="26"/>
-          <w:szCs w:val="26"/>
-        </w:rPr>
-        <w:t xml:space="preserve">☐ </w:t>
+        <w:t xml:space="preserve">{#pa_10_a}</w:t>
+      </w:r>
+    </w:p>
+    <w:p>
+      <w:pPr>
+        <w:pBdr>
+          <w:left w:val="single" w:color="4F81BD" w:sz="18" w:space="6"/>
+        </w:pBdr>
+        <w:shd w:fill="EAF1FB" w:color="auto" w:val="clear"/>
+        <w:spacing w:after="40" w:before="20" w:line="288"/>
+        <w:ind w:left="360"/>
+        <w:jc w:val="both"/>
+      </w:pPr>
+      <w:r>
+        <w:rPr>
+          <w:rFonts w:ascii="Times New Roman" w:cs="Times New Roman" w:eastAsia="Times New Roman" w:hAnsi="Times New Roman"/>
+          <w:sz w:val="26"/>
+          <w:szCs w:val="26"/>
+        </w:rPr>
+        <w:t xml:space="preserve">{pa_10_a_o} </w:t>
       </w:r>
       <w:r>
         <w:rPr>
@@ -2828,26 +3346,54 @@
           <w:sz w:val="26"/>
           <w:szCs w:val="26"/>
         </w:rPr>
-        <w:t xml:space="preserve"> …… % giá trị phần hợp đồng bị chậm cho mỗi ngày chậm (mặc định: 0,1%/ngày).</w:t>
-      </w:r>
-    </w:p>
-    <w:p>
-      <w:pPr>
-        <w:pBdr>
-          <w:left w:val="single" w:color="4F81BD" w:sz="18" w:space="6"/>
-        </w:pBdr>
-        <w:shd w:fill="EAF1FB" w:color="auto" w:val="clear"/>
-        <w:spacing w:after="40" w:before="20" w:line="288"/>
-        <w:ind w:left="360"/>
-        <w:jc w:val="both"/>
-      </w:pPr>
-      <w:r>
-        <w:rPr>
-          <w:rFonts w:ascii="Times New Roman" w:cs="Times New Roman" w:eastAsia="Times New Roman" w:hAnsi="Times New Roman"/>
-          <w:sz w:val="26"/>
-          <w:szCs w:val="26"/>
-        </w:rPr>
-        <w:t xml:space="preserve">☐ </w:t>
+        <w:t xml:space="preserve"> {o_45} % giá trị phần hợp đồng bị chậm cho mỗi ngày chậm (mặc định: 0,1%/ngày).</w:t>
+      </w:r>
+    </w:p>
+    <w:p>
+      <w:pPr>
+        <w:pBdr>
+          <w:left w:val="single" w:color="4F81BD" w:sz="18" w:space="6"/>
+        </w:pBdr>
+        <w:shd w:fill="EAF1FB" w:color="auto" w:val="clear"/>
+        <w:spacing w:after="40" w:before="20" w:line="288"/>
+        <w:ind w:left="360"/>
+        <w:jc w:val="both"/>
+      </w:pPr>
+      <w:r>
+        <w:t xml:space="preserve">{/pa_10_a}</w:t>
+      </w:r>
+    </w:p>
+    <w:p>
+      <w:pPr>
+        <w:pBdr>
+          <w:left w:val="single" w:color="4F81BD" w:sz="18" w:space="6"/>
+        </w:pBdr>
+        <w:shd w:fill="EAF1FB" w:color="auto" w:val="clear"/>
+        <w:spacing w:after="40" w:before="20" w:line="288"/>
+        <w:ind w:left="360"/>
+        <w:jc w:val="both"/>
+      </w:pPr>
+      <w:r>
+        <w:t xml:space="preserve">{#pa_10_b}</w:t>
+      </w:r>
+    </w:p>
+    <w:p>
+      <w:pPr>
+        <w:pBdr>
+          <w:left w:val="single" w:color="4F81BD" w:sz="18" w:space="6"/>
+        </w:pBdr>
+        <w:shd w:fill="EAF1FB" w:color="auto" w:val="clear"/>
+        <w:spacing w:after="40" w:before="20" w:line="288"/>
+        <w:ind w:left="360"/>
+        <w:jc w:val="both"/>
+      </w:pPr>
+      <w:r>
+        <w:rPr>
+          <w:rFonts w:ascii="Times New Roman" w:cs="Times New Roman" w:eastAsia="Times New Roman" w:hAnsi="Times New Roman"/>
+          <w:sz w:val="26"/>
+          <w:szCs w:val="26"/>
+        </w:rPr>
+        <w:t xml:space="preserve">{pa_10_b_o} </w:t>
       </w:r>
       <w:r>
         <w:rPr>
@@ -2865,21 +3411,35 @@
           <w:sz w:val="26"/>
           <w:szCs w:val="26"/>
         </w:rPr>
-        <w:t xml:space="preserve"> …… % giá hợp đồng cho mỗi tuần chậm (mặc định: 0,5%/tuần).</w:t>
-      </w:r>
-    </w:p>
-    <w:p>
-      <w:pPr>
-        <w:spacing w:after="80" w:before="40" w:line="288"/>
-        <w:jc w:val="both"/>
-      </w:pPr>
-      <w:r>
-        <w:rPr>
-          <w:rFonts w:ascii="Times New Roman" w:cs="Times New Roman" w:eastAsia="Times New Roman" w:hAnsi="Times New Roman"/>
-          <w:sz w:val="26"/>
-          <w:szCs w:val="26"/>
-        </w:rPr>
-        <w:t xml:space="preserve">Tổng mức phạt cho mọi vi phạm không vượt quá …… % giá trị phần hợp đồng bị vi phạm (mặc định: 12%; bắt buộc không vượt quá 12% với dự án đầu tư công/PPP).</w:t>
+        <w:t xml:space="preserve"> {o_46} % giá hợp đồng cho mỗi tuần chậm (mặc định: 0,5%/tuần).</w:t>
+      </w:r>
+    </w:p>
+    <w:p>
+      <w:pPr>
+        <w:spacing w:after="80" w:before="40" w:line="288"/>
+        <w:jc w:val="both"/>
+      </w:pPr>
+      <w:r>
+        <w:rPr>
+          <w:rFonts w:ascii="Times New Roman" w:cs="Times New Roman" w:eastAsia="Times New Roman" w:hAnsi="Times New Roman"/>
+          <w:sz w:val="26"/>
+          <w:szCs w:val="26"/>
+        </w:rPr>
+        <w:t xml:space="preserve">Tổng mức phạt cho mọi vi phạm không vượt quá {o_47} % giá trị phần hợp đồng bị vi phạm (mặc định: 12%; bắt buộc không vượt quá 12% với dự án đầu tư công/PPP).</w:t>
+      </w:r>
+    </w:p>
+    <w:p>
+      <w:pPr>
+        <w:pBdr>
+          <w:left w:val="single" w:color="4F81BD" w:sz="18" w:space="6"/>
+        </w:pBdr>
+        <w:shd w:fill="EAF1FB" w:color="auto" w:val="clear"/>
+        <w:spacing w:after="40" w:before="20" w:line="288"/>
+        <w:ind w:left="360"/>
+        <w:jc w:val="both"/>
+      </w:pPr>
+      <w:r>
+        <w:t xml:space="preserve">{/pa_10_b}</w:t>
       </w:r>
     </w:p>
     <w:p>
@@ -2907,35 +3467,35 @@
           <w:sz w:val="26"/>
           <w:szCs w:val="26"/>
         </w:rPr>
-        <w:t xml:space="preserve">15.3. Vi phạm chất lượng: Bên B sửa chữa, làm lại bằng chi phí của mình và bị phạt …… % giá trị phần công việc vi phạm.</w:t>
-      </w:r>
-    </w:p>
-    <w:p>
-      <w:pPr>
-        <w:spacing w:after="80" w:before="40" w:line="288"/>
-        <w:jc w:val="both"/>
-      </w:pPr>
-      <w:r>
-        <w:rPr>
-          <w:rFonts w:ascii="Times New Roman" w:cs="Times New Roman" w:eastAsia="Times New Roman" w:hAnsi="Times New Roman"/>
-          <w:sz w:val="26"/>
-          <w:szCs w:val="26"/>
-        </w:rPr>
-        <w:t xml:space="preserve">15.4. Thưởng (tùy chọn): Bên B hoàn thành vượt tiến độ tối thiểu …… ngày, đảm bảo chất lượng, được thưởng …… % giá trị hợp đồng hoặc ……… đồng.</w:t>
-      </w:r>
-    </w:p>
-    <w:p>
-      <w:pPr>
-        <w:spacing w:after="80" w:before="40" w:line="288"/>
-        <w:jc w:val="both"/>
-      </w:pPr>
-      <w:r>
-        <w:rPr>
-          <w:rFonts w:ascii="Times New Roman" w:cs="Times New Roman" w:eastAsia="Times New Roman" w:hAnsi="Times New Roman"/>
-          <w:sz w:val="26"/>
-          <w:szCs w:val="26"/>
-        </w:rPr>
-        <w:t xml:space="preserve">15.5. Ngoài tiền phạt, bên vi phạm phải bồi thường thiệt hại thực tế phát sinh do vi phạm của mình. Tổng trách nhiệm bồi thường của Bên B không vượt quá …… % giá hợp đồng, trừ trường hợp cố ý hoặc gây thiệt hại về tính mạng, sức khỏe.</w:t>
+        <w:t xml:space="preserve">15.3. Vi phạm chất lượng: Bên B sửa chữa, làm lại bằng chi phí của mình và bị phạt {o_48} % giá trị phần công việc vi phạm.</w:t>
+      </w:r>
+    </w:p>
+    <w:p>
+      <w:pPr>
+        <w:spacing w:after="80" w:before="40" w:line="288"/>
+        <w:jc w:val="both"/>
+      </w:pPr>
+      <w:r>
+        <w:rPr>
+          <w:rFonts w:ascii="Times New Roman" w:cs="Times New Roman" w:eastAsia="Times New Roman" w:hAnsi="Times New Roman"/>
+          <w:sz w:val="26"/>
+          <w:szCs w:val="26"/>
+        </w:rPr>
+        <w:t xml:space="preserve">15.4. Thưởng (tùy chọn): Bên B hoàn thành vượt tiến độ tối thiểu {o_49} ngày, đảm bảo chất lượng, được thưởng {o_50} % giá trị hợp đồng hoặc {o_51} đồng.</w:t>
+      </w:r>
+    </w:p>
+    <w:p>
+      <w:pPr>
+        <w:spacing w:after="80" w:before="40" w:line="288"/>
+        <w:jc w:val="both"/>
+      </w:pPr>
+      <w:r>
+        <w:rPr>
+          <w:rFonts w:ascii="Times New Roman" w:cs="Times New Roman" w:eastAsia="Times New Roman" w:hAnsi="Times New Roman"/>
+          <w:sz w:val="26"/>
+          <w:szCs w:val="26"/>
+        </w:rPr>
+        <w:t xml:space="preserve">15.5. Ngoài tiền phạt, bên vi phạm phải bồi thường thiệt hại thực tế phát sinh do vi phạm của mình. Tổng trách nhiệm bồi thường của Bên B không vượt quá {o_52} % giá hợp đồng, trừ trường hợp cố ý hoặc gây thiệt hại về tính mạng, sức khỏe.</w:t>
       </w:r>
     </w:p>
     <w:p>
@@ -2981,35 +3541,35 @@
           <w:sz w:val="26"/>
           <w:szCs w:val="26"/>
         </w:rPr>
-        <w:t xml:space="preserve">16.2. Bên B được tạm dừng thi công khi Bên A chậm thanh toán quá …… (mặc định: 30) ngày sau thời hạn thanh toán, có thông báo trước 07 ngày. Thời gian tạm dừng được gia hạn tiến độ; Bên A chịu chi phí duy trì công trường hợp lý.</w:t>
-      </w:r>
-    </w:p>
-    <w:p>
-      <w:pPr>
-        <w:spacing w:after="80" w:before="40" w:line="288"/>
-        <w:jc w:val="both"/>
-      </w:pPr>
-      <w:r>
-        <w:rPr>
-          <w:rFonts w:ascii="Times New Roman" w:cs="Times New Roman" w:eastAsia="Times New Roman" w:hAnsi="Times New Roman"/>
-          <w:sz w:val="26"/>
-          <w:szCs w:val="26"/>
-        </w:rPr>
-        <w:t xml:space="preserve">16.3. Bên A được chấm dứt hợp đồng khi: Bên B bỏ dở công trình quá …… ngày liên tục; chậm tiến độ quá …… ngày mà không có biện pháp khắc phục; phá sản hoặc giao lại toàn bộ hợp đồng cho bên khác.</w:t>
-      </w:r>
-    </w:p>
-    <w:p>
-      <w:pPr>
-        <w:spacing w:after="80" w:before="40" w:line="288"/>
-        <w:jc w:val="both"/>
-      </w:pPr>
-      <w:r>
-        <w:rPr>
-          <w:rFonts w:ascii="Times New Roman" w:cs="Times New Roman" w:eastAsia="Times New Roman" w:hAnsi="Times New Roman"/>
-          <w:sz w:val="26"/>
-          <w:szCs w:val="26"/>
-        </w:rPr>
-        <w:t xml:space="preserve">16.4. Bên B được chấm dứt hợp đồng khi: Bên A chậm thanh toán quá …… ngày; tạm dừng thi công quá …… ngày không do lỗi của Bên B; Bên A phá sản.</w:t>
+        <w:t xml:space="preserve">16.2. Bên B được tạm dừng thi công khi Bên A chậm thanh toán quá {o_53}  ngày sau thời hạn thanh toán, có thông báo trước 07 ngày. Thời gian tạm dừng được gia hạn tiến độ; Bên A chịu chi phí duy trì công trường hợp lý.</w:t>
+      </w:r>
+    </w:p>
+    <w:p>
+      <w:pPr>
+        <w:spacing w:after="80" w:before="40" w:line="288"/>
+        <w:jc w:val="both"/>
+      </w:pPr>
+      <w:r>
+        <w:rPr>
+          <w:rFonts w:ascii="Times New Roman" w:cs="Times New Roman" w:eastAsia="Times New Roman" w:hAnsi="Times New Roman"/>
+          <w:sz w:val="26"/>
+          <w:szCs w:val="26"/>
+        </w:rPr>
+        <w:t xml:space="preserve">16.3. Bên A được chấm dứt hợp đồng khi: Bên B bỏ dở công trình quá {o_54} ngày liên tục; chậm tiến độ quá {o_55} ngày mà không có biện pháp khắc phục; phá sản hoặc giao lại toàn bộ hợp đồng cho bên khác.</w:t>
+      </w:r>
+    </w:p>
+    <w:p>
+      <w:pPr>
+        <w:spacing w:after="80" w:before="40" w:line="288"/>
+        <w:jc w:val="both"/>
+      </w:pPr>
+      <w:r>
+        <w:rPr>
+          <w:rFonts w:ascii="Times New Roman" w:cs="Times New Roman" w:eastAsia="Times New Roman" w:hAnsi="Times New Roman"/>
+          <w:sz w:val="26"/>
+          <w:szCs w:val="26"/>
+        </w:rPr>
+        <w:t xml:space="preserve">16.4. Bên B được chấm dứt hợp đồng khi: Bên A chậm thanh toán quá {o_56} ngày; tạm dừng thi công quá {o_57} ngày không do lỗi của Bên B; Bên A phá sản.</w:t>
       </w:r>
     </w:p>
     <w:p>
@@ -3097,21 +3657,21 @@
           <w:sz w:val="26"/>
           <w:szCs w:val="26"/>
         </w:rPr>
-        <w:t xml:space="preserve">17.4. Nếu sự kiện bất khả kháng kéo dài quá …… (mặc định: 60) ngày liên tục, mỗi bên có quyền chấm dứt hợp đồng bằng văn bản; các bên thanh toán cho nhau phần công việc, hàng hóa đã thực hiện và được nghiệm thu đến thời điểm chấm dứt.</w:t>
-      </w:r>
-    </w:p>
-    <w:p>
-      <w:pPr>
-        <w:spacing w:after="80" w:before="40" w:line="288"/>
-        <w:jc w:val="both"/>
-      </w:pPr>
-      <w:r>
-        <w:rPr>
-          <w:rFonts w:ascii="Times New Roman" w:cs="Times New Roman" w:eastAsia="Times New Roman" w:hAnsi="Times New Roman"/>
-          <w:sz w:val="26"/>
-          <w:szCs w:val="26"/>
-        </w:rPr>
-        <w:t xml:space="preserve">17.5. Khi hoàn cảnh thay đổi cơ bản theo Điều 420 Bộ luật Dân sự (ví dụ: giá vật liệu chính biến động bất thường vượt quá …… % so với thời điểm ký), bên bị ảnh hưởng có quyền đề nghị đàm phán lại phần giá và tiến độ liên quan trong thời hạn hợp lý.</w:t>
+        <w:t xml:space="preserve">17.4. Nếu sự kiện bất khả kháng kéo dài quá {o_58}  ngày liên tục, mỗi bên có quyền chấm dứt hợp đồng bằng văn bản; các bên thanh toán cho nhau phần công việc, hàng hóa đã thực hiện và được nghiệm thu đến thời điểm chấm dứt.</w:t>
+      </w:r>
+    </w:p>
+    <w:p>
+      <w:pPr>
+        <w:spacing w:after="80" w:before="40" w:line="288"/>
+        <w:jc w:val="both"/>
+      </w:pPr>
+      <w:r>
+        <w:rPr>
+          <w:rFonts w:ascii="Times New Roman" w:cs="Times New Roman" w:eastAsia="Times New Roman" w:hAnsi="Times New Roman"/>
+          <w:sz w:val="26"/>
+          <w:szCs w:val="26"/>
+        </w:rPr>
+        <w:t xml:space="preserve">17.5. Khi hoàn cảnh thay đổi cơ bản theo Điều 420 Bộ luật Dân sự (ví dụ: giá vật liệu chính biến động bất thường vượt quá {o_59} % so với thời điểm ký), bên bị ảnh hưởng có quyền đề nghị đàm phán lại phần giá và tiến độ liên quan trong thời hạn hợp lý.</w:t>
       </w:r>
     </w:p>
     <w:p>
@@ -3171,12 +3731,26 @@
         <w:jc w:val="both"/>
       </w:pPr>
       <w:r>
-        <w:rPr>
-          <w:rFonts w:ascii="Times New Roman" w:cs="Times New Roman" w:eastAsia="Times New Roman" w:hAnsi="Times New Roman"/>
-          <w:sz w:val="26"/>
-          <w:szCs w:val="26"/>
-        </w:rPr>
-        <w:t xml:space="preserve">☐ </w:t>
+        <w:t xml:space="preserve">{#pa_11_a}</w:t>
+      </w:r>
+    </w:p>
+    <w:p>
+      <w:pPr>
+        <w:pBdr>
+          <w:left w:val="single" w:color="4F81BD" w:sz="18" w:space="6"/>
+        </w:pBdr>
+        <w:shd w:fill="EAF1FB" w:color="auto" w:val="clear"/>
+        <w:spacing w:after="40" w:before="20" w:line="288"/>
+        <w:ind w:left="360"/>
+        <w:jc w:val="both"/>
+      </w:pPr>
+      <w:r>
+        <w:rPr>
+          <w:rFonts w:ascii="Times New Roman" w:cs="Times New Roman" w:eastAsia="Times New Roman" w:hAnsi="Times New Roman"/>
+          <w:sz w:val="26"/>
+          <w:szCs w:val="26"/>
+        </w:rPr>
+        <w:t xml:space="preserve">{pa_11_a_o} </w:t>
       </w:r>
       <w:r>
         <w:rPr>
@@ -3208,12 +3782,40 @@
         <w:jc w:val="both"/>
       </w:pPr>
       <w:r>
-        <w:rPr>
-          <w:rFonts w:ascii="Times New Roman" w:cs="Times New Roman" w:eastAsia="Times New Roman" w:hAnsi="Times New Roman"/>
-          <w:sz w:val="26"/>
-          <w:szCs w:val="26"/>
-        </w:rPr>
-        <w:t xml:space="preserve">☐ </w:t>
+        <w:t xml:space="preserve">{/pa_11_a}</w:t>
+      </w:r>
+    </w:p>
+    <w:p>
+      <w:pPr>
+        <w:pBdr>
+          <w:left w:val="single" w:color="4F81BD" w:sz="18" w:space="6"/>
+        </w:pBdr>
+        <w:shd w:fill="EAF1FB" w:color="auto" w:val="clear"/>
+        <w:spacing w:after="40" w:before="20" w:line="288"/>
+        <w:ind w:left="360"/>
+        <w:jc w:val="both"/>
+      </w:pPr>
+      <w:r>
+        <w:t xml:space="preserve">{#pa_11_b}</w:t>
+      </w:r>
+    </w:p>
+    <w:p>
+      <w:pPr>
+        <w:pBdr>
+          <w:left w:val="single" w:color="4F81BD" w:sz="18" w:space="6"/>
+        </w:pBdr>
+        <w:shd w:fill="EAF1FB" w:color="auto" w:val="clear"/>
+        <w:spacing w:after="40" w:before="20" w:line="288"/>
+        <w:ind w:left="360"/>
+        <w:jc w:val="both"/>
+      </w:pPr>
+      <w:r>
+        <w:rPr>
+          <w:rFonts w:ascii="Times New Roman" w:cs="Times New Roman" w:eastAsia="Times New Roman" w:hAnsi="Times New Roman"/>
+          <w:sz w:val="26"/>
+          <w:szCs w:val="26"/>
+        </w:rPr>
+        <w:t xml:space="preserve">{pa_11_b_o} </w:t>
       </w:r>
       <w:r>
         <w:rPr>
@@ -3232,6 +3834,20 @@
           <w:szCs w:val="26"/>
         </w:rPr>
         <w:t xml:space="preserve"> Trung tâm Trọng tài Quốc tế Việt Nam (VIAC) giải quyết theo Quy tắc tố tụng trọng tài của Trung tâm này; phán quyết trọng tài là chung thẩm. Số trọng tài viên: 01; địa điểm: Hà Nội; ngôn ngữ: tiếng Việt.</w:t>
+      </w:r>
+    </w:p>
+    <w:p>
+      <w:pPr>
+        <w:pBdr>
+          <w:left w:val="single" w:color="4F81BD" w:sz="18" w:space="6"/>
+        </w:pBdr>
+        <w:shd w:fill="EAF1FB" w:color="auto" w:val="clear"/>
+        <w:spacing w:after="40" w:before="20" w:line="288"/>
+        <w:ind w:left="360"/>
+        <w:jc w:val="both"/>
+      </w:pPr>
+      <w:r>
+        <w:t xml:space="preserve">{/pa_11_b}</w:t>
       </w:r>
     </w:p>
     <w:p>
@@ -3291,7 +3907,7 @@
           <w:sz w:val="26"/>
           <w:szCs w:val="26"/>
         </w:rPr>
-        <w:t xml:space="preserve">19.2. Nghĩa vụ bảo mật có hiệu lực trong thời gian thực hiện hợp đồng và …… (mặc định: 02) năm sau khi hợp đồng chấm dứt.</w:t>
+        <w:t xml:space="preserve">19.2. Nghĩa vụ bảo mật có hiệu lực trong thời gian thực hiện hợp đồng và {o_60}  năm sau khi hợp đồng chấm dứt.</w:t>
       </w:r>
     </w:p>
     <w:p>
@@ -3337,21 +3953,21 @@
           <w:sz w:val="26"/>
           <w:szCs w:val="26"/>
         </w:rPr>
-        <w:t xml:space="preserve">20.2. Đại diện liên lạc: Bên A: ………………… – ĐT: ………… – Email: …………; Bên B: ………………… – ĐT: ………… – Email: …………</w:t>
-      </w:r>
-    </w:p>
-    <w:p>
-      <w:pPr>
-        <w:spacing w:after="80" w:before="40" w:line="288"/>
-        <w:jc w:val="both"/>
-      </w:pPr>
-      <w:r>
-        <w:rPr>
-          <w:rFonts w:ascii="Times New Roman" w:cs="Times New Roman" w:eastAsia="Times New Roman" w:hAnsi="Times New Roman"/>
-          <w:sz w:val="26"/>
-          <w:szCs w:val="26"/>
-        </w:rPr>
-        <w:t xml:space="preserve">20.3. Tin nhắn qua ứng dụng (Zalo, …) chỉ dùng để trao đổi điều hành, không thay thế văn bản đối với các nội dung về giá, khối lượng phát sinh, tiến độ và chấm dứt hợp đồng.</w:t>
+        <w:t xml:space="preserve">20.2. Đại diện liên lạc: Bên A: {o_61} – ĐT: {o_62} – Email: {o_63}; Bên B: {o_64} – ĐT: {o_65} – Email: {o_66}</w:t>
+      </w:r>
+    </w:p>
+    <w:p>
+      <w:pPr>
+        <w:spacing w:after="80" w:before="40" w:line="288"/>
+        <w:jc w:val="both"/>
+      </w:pPr>
+      <w:r>
+        <w:rPr>
+          <w:rFonts w:ascii="Times New Roman" w:cs="Times New Roman" w:eastAsia="Times New Roman" w:hAnsi="Times New Roman"/>
+          <w:sz w:val="26"/>
+          <w:szCs w:val="26"/>
+        </w:rPr>
+        <w:t xml:space="preserve">20.3. Tin nhắn qua ứng dụng (Zalo, {o_67}) chỉ dùng để trao đổi điều hành, không thay thế văn bản đối với các nội dung về giá, khối lượng phát sinh, tiến độ và chấm dứt hợp đồng.</w:t>
       </w:r>
     </w:p>
     <w:p>
@@ -3383,21 +3999,21 @@
           <w:sz w:val="26"/>
           <w:szCs w:val="26"/>
         </w:rPr>
-        <w:t xml:space="preserve">21.1. Trong vòng …… (mặc định: 30) ngày kể từ ngày nghiệm thu hoàn thành, Bên B nộp hồ sơ quyết toán gồm: biên bản nghiệm thu hoàn thành; bảng tính giá trị quyết toán; các phụ lục phát sinh; hồ sơ hoàn công. Bên A xem xét và có ý kiến trong vòng …… ngày.</w:t>
-      </w:r>
-    </w:p>
-    <w:p>
-      <w:pPr>
-        <w:spacing w:after="80" w:before="40" w:line="288"/>
-        <w:jc w:val="both"/>
-      </w:pPr>
-      <w:r>
-        <w:rPr>
-          <w:rFonts w:ascii="Times New Roman" w:cs="Times New Roman" w:eastAsia="Times New Roman" w:hAnsi="Times New Roman"/>
-          <w:sz w:val="26"/>
-          <w:szCs w:val="26"/>
-        </w:rPr>
-        <w:t xml:space="preserve">21.2. Hợp đồng được thanh lý trong vòng …… ngày kể từ khi các bên hoàn thành nghĩa vụ hoặc hợp đồng bị chấm dứt; nghĩa vụ bảo hành tiếp tục đến hết thời hạn bảo hành.</w:t>
+        <w:t xml:space="preserve">21.1. Trong vòng {o_68}  ngày kể từ ngày nghiệm thu hoàn thành, Bên B nộp hồ sơ quyết toán gồm: biên bản nghiệm thu hoàn thành; bảng tính giá trị quyết toán; các phụ lục phát sinh; hồ sơ hoàn công. Bên A xem xét và có ý kiến trong vòng {o_69} ngày.</w:t>
+      </w:r>
+    </w:p>
+    <w:p>
+      <w:pPr>
+        <w:spacing w:after="80" w:before="40" w:line="288"/>
+        <w:jc w:val="both"/>
+      </w:pPr>
+      <w:r>
+        <w:rPr>
+          <w:rFonts w:ascii="Times New Roman" w:cs="Times New Roman" w:eastAsia="Times New Roman" w:hAnsi="Times New Roman"/>
+          <w:sz w:val="26"/>
+          <w:szCs w:val="26"/>
+        </w:rPr>
+        <w:t xml:space="preserve">21.2. Hợp đồng được thanh lý trong vòng {o_70} ngày kể từ khi các bên hoàn thành nghĩa vụ hoặc hợp đồng bị chấm dứt; nghĩa vụ bảo hành tiếp tục đến hết thời hạn bảo hành.</w:t>
       </w:r>
     </w:p>
     <w:p>
@@ -3429,7 +4045,7 @@
           <w:sz w:val="26"/>
           <w:szCs w:val="26"/>
         </w:rPr>
-        <w:t xml:space="preserve">22.1. Hợp đồng có hiệu lực kể từ [ngày ký / ngày bên có quyền nhận được bảo đảm thực hiện hợp đồng/tiền tạm ứng – chọn một].</w:t>
+        <w:t xml:space="preserve">22.1. Hợp đồng có hiệu lực kể từ {c_2}.</w:t>
       </w:r>
     </w:p>
     <w:p>

--- a/db/seed-assets/contract-templates/NVC/NVC-HD-01_Hop_dong_thi_cong_xay_dung_voi_CDT.docx
+++ b/db/seed-assets/contract-templates/NVC/NVC-HD-01_Hop_dong_thi_cong_xay_dung_voi_CDT.docx
@@ -143,7 +143,7 @@
                 <w:sz w:val="24"/>
                 <w:szCs w:val="24"/>
               </w:rPr>
-              <w:t xml:space="preserve">{o_1}, ngày {ngay_ky_ngay} tháng {ngay_ky_thang} năm {ngay_ky_nam}</w:t>
+              <w:t xml:space="preserve">{noi_ky}, ngày {ngay_ky_ngay} tháng {ngay_ky_thang} năm {ngay_ky_nam}</w:t>
             </w:r>
           </w:p>
         </w:tc>
@@ -193,7 +193,7 @@
           <w:sz w:val="26"/>
           <w:szCs w:val="26"/>
         </w:rPr>
-        <w:t xml:space="preserve">Công trình: {ten_hop_dong} – Gói thầu: {o_2}</w:t>
+        <w:t xml:space="preserve">Công trình: {ten_hop_dong} – Gói thầu: {o_1}</w:t>
       </w:r>
     </w:p>
     <w:p>
@@ -334,7 +334,7 @@
           <w:sz w:val="26"/>
           <w:szCs w:val="26"/>
         </w:rPr>
-        <w:t xml:space="preserve">Hôm nay, ngày {ngay_ky_ngay} tháng {ngay_ky_thang} năm {ngay_ky_nam}, tại {o_3}, chúng tôi gồm:</w:t>
+        <w:t xml:space="preserve">Hôm nay, ngày {ngay_ky_ngay} tháng {ngay_ky_thang} năm {ngay_ky_nam}, tại {noi_ky}, chúng tôi gồm:</w:t>
       </w:r>
     </w:p>
     <w:p>
@@ -428,7 +428,7 @@
           <w:sz w:val="26"/>
           <w:szCs w:val="26"/>
         </w:rPr>
-        <w:t xml:space="preserve">(Theo Giấy ủy quyền số {o_4} ngày {o_5} – nếu người ký không phải đại diện theo pháp luật)</w:t>
+        <w:t xml:space="preserve">(Theo Giấy ủy quyền số {o_2} ngày {o_3} – nếu người ký không phải đại diện theo pháp luật)</w:t>
       </w:r>
     </w:p>
     <w:p>
@@ -552,7 +552,7 @@
           <w:sz w:val="26"/>
           <w:szCs w:val="26"/>
         </w:rPr>
-        <w:t xml:space="preserve">(Hoặc người được ủy quyền: {o_6} – Chức vụ: {o_7} – theo Giấy ủy quyền số {o_8} ngày {o_9})</w:t>
+        <w:t xml:space="preserve">(Hoặc người được ủy quyền: {o_4} – Chức vụ: {o_5} – theo Giấy ủy quyền số {o_6} ngày {o_7})</w:t>
       </w:r>
     </w:p>
     <w:p>
@@ -792,7 +792,7 @@
           <w:sz w:val="26"/>
           <w:szCs w:val="26"/>
         </w:rPr>
-        <w:t xml:space="preserve">2.1. Bên A giao, Bên B nhận thi công xây dựng các hạng mục: {o_10} theo hồ sơ thiết kế được duyệt và Bảng khối lượng tại </w:t>
+        <w:t xml:space="preserve">2.1. Bên A giao, Bên B nhận thi công xây dựng các hạng mục: {o_8} theo hồ sơ thiết kế được duyệt và Bảng khối lượng tại </w:t>
       </w:r>
       <w:r>
         <w:rPr>
@@ -838,7 +838,7 @@
           <w:sz w:val="26"/>
           <w:szCs w:val="26"/>
         </w:rPr>
-        <w:t xml:space="preserve">2.3. Phạm vi loại trừ (không thuộc trách nhiệm Bên B): {o_11} (ví dụ: thiết bị công nghệ do Bên A cung cấp, đấu nối điện lưới, cấp phép xây dựng).</w:t>
+        <w:t xml:space="preserve">2.3. Phạm vi loại trừ (không thuộc trách nhiệm Bên B): {o_9} (ví dụ: thiết bị công nghệ do Bên A cung cấp, đấu nối điện lưới, cấp phép xây dựng).</w:t>
       </w:r>
     </w:p>
     <w:p>
@@ -954,7 +954,7 @@
           <w:sz w:val="26"/>
           <w:szCs w:val="26"/>
         </w:rPr>
-        <w:t xml:space="preserve"> Bên A cấp vật tư chính (thép, xi măng, bê tông thương phẩm {o_12}); Bên B cung cấp vật tư phụ và nhân công, máy. Danh mục vật tư Bên A cấp, định mức hao hụt cho phép {o_13} % và trách nhiệm bảo quản ghi tại Phụ lục 04.</w:t>
+        <w:t xml:space="preserve"> Bên A cấp vật tư chính (thép, xi măng, bê tông thương phẩm {o_10}); Bên B cung cấp vật tư phụ và nhân công, máy. Danh mục vật tư Bên A cấp, định mức hao hụt cho phép {o_11} % và trách nhiệm bảo quản ghi tại Phụ lục 04.</w:t>
       </w:r>
     </w:p>
     <w:p>
@@ -1028,7 +1028,7 @@
           <w:sz w:val="26"/>
           <w:szCs w:val="26"/>
         </w:rPr>
-        <w:t xml:space="preserve">3.3. Bên B gửi yêu cầu nghiệm thu trước ít nhất {o_14}  giờ. Quá thời hạn này mà Bên A/tư vấn giám sát không có mặt và không có ý kiến bằng văn bản, Bên B được tiếp tục thi công bước tiếp theo; công việc đó được coi là đã được chấp thuận về mặt tiến độ, không loại trừ trách nhiệm chất lượng của Bên B.</w:t>
+        <w:t xml:space="preserve">3.3. Bên B gửi yêu cầu nghiệm thu trước ít nhất {o_12}  giờ. Quá thời hạn này mà Bên A/tư vấn giám sát không có mặt và không có ý kiến bằng văn bản, Bên B được tiếp tục thi công bước tiếp theo; công việc đó được coi là đã được chấp thuận về mặt tiến độ, không loại trừ trách nhiệm chất lượng của Bên B.</w:t>
       </w:r>
     </w:p>
     <w:p>
@@ -1074,21 +1074,21 @@
           <w:sz w:val="26"/>
           <w:szCs w:val="26"/>
         </w:rPr>
-        <w:t xml:space="preserve">4.1. Ngày khởi công: ngày {o_15} /20{o_16} hoặc trong vòng {o_17} ngày kể từ ngày Bên B nhận được đủ: (i) mặt bằng thi công; (ii) tiền tạm ứng; (iii) hồ sơ thiết kế được duyệt – tùy điều kiện nào đến sau.</w:t>
-      </w:r>
-    </w:p>
-    <w:p>
-      <w:pPr>
-        <w:spacing w:after="80" w:before="40" w:line="288"/>
-        <w:jc w:val="both"/>
-      </w:pPr>
-      <w:r>
-        <w:rPr>
-          <w:rFonts w:ascii="Times New Roman" w:cs="Times New Roman" w:eastAsia="Times New Roman" w:hAnsi="Times New Roman"/>
-          <w:sz w:val="26"/>
-          <w:szCs w:val="26"/>
-        </w:rPr>
-        <w:t xml:space="preserve">4.2. Thời gian thi công: {o_18} ngày (bao gồm cả ngày nghỉ, lễ, Tết), theo Tiến độ chi tiết tại </w:t>
+        <w:t xml:space="preserve">4.1. Ngày khởi công: ngày {o_13} /20{o_14} hoặc trong vòng {o_15} ngày kể từ ngày Bên B nhận được đủ: (i) mặt bằng thi công; (ii) tiền tạm ứng; (iii) hồ sơ thiết kế được duyệt – tùy điều kiện nào đến sau.</w:t>
+      </w:r>
+    </w:p>
+    <w:p>
+      <w:pPr>
+        <w:spacing w:after="80" w:before="40" w:line="288"/>
+        <w:jc w:val="both"/>
+      </w:pPr>
+      <w:r>
+        <w:rPr>
+          <w:rFonts w:ascii="Times New Roman" w:cs="Times New Roman" w:eastAsia="Times New Roman" w:hAnsi="Times New Roman"/>
+          <w:sz w:val="26"/>
+          <w:szCs w:val="26"/>
+        </w:rPr>
+        <w:t xml:space="preserve">4.2. Thời gian thi công: {o_16} ngày (bao gồm cả ngày nghỉ, lễ, Tết), theo Tiến độ chi tiết tại </w:t>
       </w:r>
       <w:r>
         <w:rPr>
@@ -1106,21 +1106,21 @@
           <w:sz w:val="26"/>
           <w:szCs w:val="26"/>
         </w:rPr>
-        <w:t xml:space="preserve">. Các mốc tiến độ chính: {o_19}</w:t>
-      </w:r>
-    </w:p>
-    <w:p>
-      <w:pPr>
-        <w:spacing w:after="80" w:before="40" w:line="288"/>
-        <w:jc w:val="both"/>
-      </w:pPr>
-      <w:r>
-        <w:rPr>
-          <w:rFonts w:ascii="Times New Roman" w:cs="Times New Roman" w:eastAsia="Times New Roman" w:hAnsi="Times New Roman"/>
-          <w:sz w:val="26"/>
-          <w:szCs w:val="26"/>
-        </w:rPr>
-        <w:t xml:space="preserve">4.3. Thời gian thực hiện hợp đồng được gia hạn trong các trường hợp: (a) Bên A chậm bàn giao mặt bằng, thiết kế, vật tư do Bên A cấp hoặc chậm thanh toán quá {o_20} ngày; (b) phát sinh khối lượng được Bên A chấp thuận; (c) sự kiện bất khả kháng; (d) Bên A yêu cầu tạm dừng không do lỗi của Bên B; (e) thời tiết bất thường (mưa lớn, bão) làm không thể thi công được xác nhận trong nhật ký công trình.</w:t>
+        <w:t xml:space="preserve">. Các mốc tiến độ chính: {o_17}</w:t>
+      </w:r>
+    </w:p>
+    <w:p>
+      <w:pPr>
+        <w:spacing w:after="80" w:before="40" w:line="288"/>
+        <w:jc w:val="both"/>
+      </w:pPr>
+      <w:r>
+        <w:rPr>
+          <w:rFonts w:ascii="Times New Roman" w:cs="Times New Roman" w:eastAsia="Times New Roman" w:hAnsi="Times New Roman"/>
+          <w:sz w:val="26"/>
+          <w:szCs w:val="26"/>
+        </w:rPr>
+        <w:t xml:space="preserve">4.3. Thời gian thực hiện hợp đồng được gia hạn trong các trường hợp: (a) Bên A chậm bàn giao mặt bằng, thiết kế, vật tư do Bên A cấp hoặc chậm thanh toán quá {o_18} ngày; (b) phát sinh khối lượng được Bên A chấp thuận; (c) sự kiện bất khả kháng; (d) Bên A yêu cầu tạm dừng không do lỗi của Bên B; (e) thời tiết bất thường (mưa lớn, bão) làm không thể thi công được xác nhận trong nhật ký công trình.</w:t>
       </w:r>
     </w:p>
     <w:p>
@@ -1350,7 +1350,7 @@
           <w:sz w:val="26"/>
           <w:szCs w:val="26"/>
         </w:rPr>
-        <w:t xml:space="preserve"> Đơn giá tại Phụ lục 01 không thay đổi; giá thanh toán = khối lượng thực tế được nghiệm thu × đơn giá. Khối lượng thực tế vượt quá {o_21} % so với Phụ lục 01 được thỏa thuận bằng phụ lục.</w:t>
+        <w:t xml:space="preserve"> Đơn giá tại Phụ lục 01 không thay đổi; giá thanh toán = khối lượng thực tế được nghiệm thu × đơn giá. Khối lượng thực tế vượt quá {o_19} % so với Phụ lục 01 được thỏa thuận bằng phụ lục.</w:t>
       </w:r>
     </w:p>
     <w:p>
@@ -1433,7 +1433,7 @@
           <w:sz w:val="26"/>
           <w:szCs w:val="26"/>
         </w:rPr>
-        <w:t xml:space="preserve"> Đơn giá được điều chỉnh theo chỉ số giá xây dựng do {o_22} công bố đối với các vật liệu: thép, xi măng, cát, đá, nhiên liệu {o_23} khi biến động vượt quá {o_24} % so với thời điểm ký. Công thức điều chỉnh tại Phụ lục 05.</w:t>
+        <w:t xml:space="preserve"> Đơn giá được điều chỉnh theo chỉ số giá xây dựng do {o_20} công bố đối với các vật liệu: thép, xi măng, cát, đá, nhiên liệu {o_21} khi biến động vượt quá {o_22} % so với thời điểm ký. Công thức điều chỉnh tại Phụ lục 05.</w:t>
       </w:r>
     </w:p>
     <w:p>
@@ -1493,7 +1493,7 @@
           <w:sz w:val="26"/>
           <w:szCs w:val="26"/>
         </w:rPr>
-        <w:t xml:space="preserve">6.1. Bên A tạm ứng cho Bên B trong vòng {o_25} ngày kể từ ngày hợp đồng có hiệu lực và Bên B nộp bảo lãnh tạm ứng (nếu có):</w:t>
+        <w:t xml:space="preserve">6.1. Bên A tạm ứng cho Bên B trong vòng {o_23} ngày kể từ ngày hợp đồng có hiệu lực và Bên B nộp bảo lãnh tạm ứng (nếu có):</w:t>
       </w:r>
     </w:p>
     <w:p>
@@ -1674,7 +1674,7 @@
           <w:sz w:val="26"/>
           <w:szCs w:val="26"/>
         </w:rPr>
-        <w:t xml:space="preserve"> 20% giá hợp đồng (dưới 10 tỷ đồng) – hoặc mức khác theo thỏa thuận: {o_26} %.</w:t>
+        <w:t xml:space="preserve"> 20% giá hợp đồng (dưới 10 tỷ đồng) – hoặc mức khác theo thỏa thuận: {o_24} %.</w:t>
       </w:r>
     </w:p>
     <w:p>
@@ -1702,7 +1702,7 @@
           <w:sz w:val="26"/>
           <w:szCs w:val="26"/>
         </w:rPr>
-        <w:t xml:space="preserve">6.2. Tiền tạm ứng được thu hồi dần qua các đợt thanh toán, mỗi đợt khấu trừ {o_27} % giá trị thanh toán, và thu hồi hết khi giá trị thanh toán lũy kế đạt 80% giá hợp đồng.</w:t>
+        <w:t xml:space="preserve">6.2. Tiền tạm ứng được thu hồi dần qua các đợt thanh toán, mỗi đợt khấu trừ {o_25} % giá trị thanh toán, và thu hồi hết khi giá trị thanh toán lũy kế đạt 80% giá hợp đồng.</w:t>
       </w:r>
     </w:p>
     <w:p>
@@ -2211,7 +2211,7 @@
           <w:sz w:val="26"/>
           <w:szCs w:val="26"/>
         </w:rPr>
-        <w:t xml:space="preserve"> (phù hợp hợp đồng đơn giá): Bên A thanh toán {o_28} % giá trị khối lượng nghiệm thu trong tháng, sau khi trừ tạm ứng; giữ lại {o_29} % chờ quyết toán và bảo hành.</w:t>
+        <w:t xml:space="preserve"> (phù hợp hợp đồng đơn giá): Bên A thanh toán {o_26} % giá trị khối lượng nghiệm thu trong tháng, sau khi trừ tạm ứng; giữ lại {o_27} % chờ quyết toán và bảo hành.</w:t>
       </w:r>
     </w:p>
     <w:p>
@@ -2253,7 +2253,7 @@
           <w:sz w:val="26"/>
           <w:szCs w:val="26"/>
         </w:rPr>
-        <w:t xml:space="preserve">7.4. Thời hạn thanh toán: Bên A thanh toán trong vòng {o_30}  ngày kể từ ngày nhận đủ hồ sơ hợp lệ. Quá thời hạn, Bên A chịu lãi chậm trả bằng {o_31} %/năm (hoặc mức lãi suất cho vay quá hạn trung bình của 03 ngân hàng thương mại tại thời điểm thanh toán) tính trên số tiền chậm trả. Chậm quá {o_32} ngày, Bên B có quyền tạm dừng thi công theo Điều 16.</w:t>
+        <w:t xml:space="preserve">7.4. Thời hạn thanh toán: Bên A thanh toán trong vòng {o_28}  ngày kể từ ngày nhận đủ hồ sơ hợp lệ. Quá thời hạn, Bên A chịu lãi chậm trả bằng {o_29} %/năm (hoặc mức lãi suất cho vay quá hạn trung bình của 03 ngân hàng thương mại tại thời điểm thanh toán) tính trên số tiền chậm trả. Chậm quá {o_30} ngày, Bên B có quyền tạm dừng thi công theo Điều 16.</w:t>
       </w:r>
     </w:p>
     <w:p>
@@ -2285,7 +2285,7 @@
           <w:sz w:val="26"/>
           <w:szCs w:val="26"/>
         </w:rPr>
-        <w:t xml:space="preserve">8.1. Khối lượng phát sinh chỉ được thực hiện khi có yêu cầu bằng văn bản của Bên A (lệnh thay đổi). Bên B gửi báo giá phát sinh trong vòng {o_33} ngày; hai bên ký phụ lục trước khi thi công, trừ trường hợp khẩn cấp vì an toàn.</w:t>
+        <w:t xml:space="preserve">8.1. Khối lượng phát sinh chỉ được thực hiện khi có yêu cầu bằng văn bản của Bên A (lệnh thay đổi). Bên B gửi báo giá phát sinh trong vòng {o_31} ngày; hai bên ký phụ lục trước khi thi công, trừ trường hợp khẩn cấp vì an toàn.</w:t>
       </w:r>
     </w:p>
     <w:p>
@@ -2345,7 +2345,7 @@
           <w:sz w:val="26"/>
           <w:szCs w:val="26"/>
         </w:rPr>
-        <w:t xml:space="preserve">9.1. Bên B nộp bảo đảm thực hiện hợp đồng trong vòng {o_34} ngày kể từ ngày ký, giá trị {o_35} % giá hợp đồng (từ 2% đến 10%; mặc định: 5%), dưới hình thức bảo lãnh của ngân hàng hoạt động hợp pháp tại Việt Nam. Hiệu lực đến khi các bên ký biên bản nghiệm thu hoàn thành và Bên B nộp bảo lãnh bảo hành.</w:t>
+        <w:t xml:space="preserve">9.1. Bên B nộp bảo đảm thực hiện hợp đồng trong vòng {o_32} ngày kể từ ngày ký, giá trị {o_33} % giá hợp đồng (từ 2% đến 10%; mặc định: 5%), dưới hình thức bảo lãnh của ngân hàng hoạt động hợp pháp tại Việt Nam. Hiệu lực đến khi các bên ký biên bản nghiệm thu hoàn thành và Bên B nộp bảo lãnh bảo hành.</w:t>
       </w:r>
     </w:p>
     <w:p>
@@ -2396,7 +2396,7 @@
           <w:sz w:val="26"/>
           <w:szCs w:val="26"/>
         </w:rPr>
-        <w:t xml:space="preserve"> Có yêu cầu bảo đảm thực hiện hợp đồng ({o_36}%).</w:t>
+        <w:t xml:space="preserve"> Có yêu cầu bảo đảm thực hiện hợp đồng ({o_34}%).</w:t>
       </w:r>
     </w:p>
     <w:p>
@@ -2637,7 +2637,7 @@
           <w:sz w:val="26"/>
           <w:szCs w:val="26"/>
         </w:rPr>
-        <w:t xml:space="preserve">11.2. Bố trí chỉ huy trưởng công trường: Ông/Bà {o_37}, chứng chỉ hành nghề số {o_38}; không thay đổi nhân sự chủ chốt khi chưa có chấp thuận của Bên A.</w:t>
+        <w:t xml:space="preserve">11.2. Bố trí chỉ huy trưởng công trường: Ông/Bà {o_35}, chứng chỉ hành nghề số {o_36}; không thay đổi nhân sự chủ chốt khi chưa có chấp thuận của Bên A.</w:t>
       </w:r>
     </w:p>
     <w:p>
@@ -2915,7 +2915,7 @@
           <w:sz w:val="26"/>
           <w:szCs w:val="26"/>
         </w:rPr>
-        <w:t xml:space="preserve">13.1. Bên B được giao cho nhà thầu phụ thực hiện các phần việc: {o_39} (kết cấu thép, cơ điện, phòng cháy chữa cháy {o_40}). Nhà thầu phụ ngoài danh sách trong hồ sơ dự thầu phải được Bên A chấp thuận.</w:t>
+        <w:t xml:space="preserve">13.1. Bên B được giao cho nhà thầu phụ thực hiện các phần việc: {o_37} (kết cấu thép, cơ điện, phòng cháy chữa cháy {o_38}). Nhà thầu phụ ngoài danh sách trong hồ sơ dự thầu phải được Bên A chấp thuận.</w:t>
       </w:r>
     </w:p>
     <w:p>
@@ -3077,7 +3077,7 @@
           <w:sz w:val="26"/>
           <w:szCs w:val="26"/>
         </w:rPr>
-        <w:t xml:space="preserve"> 12 tháng (công trình cấp II, cấp III và các cấp còn lại) – hoặc {o_41} tháng theo thỏa thuận.</w:t>
+        <w:t xml:space="preserve"> 12 tháng (công trình cấp II, cấp III và các cấp còn lại) – hoặc {o_39} tháng theo thỏa thuận.</w:t>
       </w:r>
     </w:p>
     <w:p>
@@ -3105,7 +3105,7 @@
           <w:sz w:val="26"/>
           <w:szCs w:val="26"/>
         </w:rPr>
-        <w:t xml:space="preserve">14.2. Bảo đảm bảo hành: {o_42} % giá hợp đồng (mặc định: 3% với công trình cấp đặc biệt, cấp I; 5% với các cấp còn lại), dưới hình thức:</w:t>
+        <w:t xml:space="preserve">14.2. Bảo đảm bảo hành: {o_40} % giá hợp đồng (mặc định: 3% với công trình cấp đặc biệt, cấp I; 5% với các cấp còn lại), dưới hình thức:</w:t>
       </w:r>
     </w:p>
     <w:p>
@@ -3156,7 +3156,7 @@
           <w:sz w:val="26"/>
           <w:szCs w:val="26"/>
         </w:rPr>
-        <w:t xml:space="preserve"> Bên A giữ lại tiền bảo hành từ đợt thanh toán cuối; hoàn trả trong vòng {o_43} ngày kể từ khi hết thời hạn bảo hành.</w:t>
+        <w:t xml:space="preserve"> Bên A giữ lại tiền bảo hành từ đợt thanh toán cuối; hoàn trả trong vòng {o_41} ngày kể từ khi hết thời hạn bảo hành.</w:t>
       </w:r>
     </w:p>
     <w:p>
@@ -3249,7 +3249,7 @@
           <w:sz w:val="26"/>
           <w:szCs w:val="26"/>
         </w:rPr>
-        <w:t xml:space="preserve">14.3. Trong vòng {o_44}  giờ kể từ khi nhận thông báo hư hỏng, Bên B phải có mặt kiểm tra và khắc phục. Quá thời hạn mà Bên B không thực hiện, Bên A được thuê bên khác sửa chữa và khấu trừ chi phí vào tiền bảo hành.</w:t>
+        <w:t xml:space="preserve">14.3. Trong vòng {o_42}  giờ kể từ khi nhận thông báo hư hỏng, Bên B phải có mặt kiểm tra và khắc phục. Quá thời hạn mà Bên B không thực hiện, Bên A được thuê bên khác sửa chữa và khấu trừ chi phí vào tiền bảo hành.</w:t>
       </w:r>
     </w:p>
     <w:p>
@@ -3346,7 +3346,7 @@
           <w:sz w:val="26"/>
           <w:szCs w:val="26"/>
         </w:rPr>
-        <w:t xml:space="preserve"> {o_45} % giá trị phần hợp đồng bị chậm cho mỗi ngày chậm (mặc định: 0,1%/ngày).</w:t>
+        <w:t xml:space="preserve"> {o_43} % giá trị phần hợp đồng bị chậm cho mỗi ngày chậm (mặc định: 0,1%/ngày).</w:t>
       </w:r>
     </w:p>
     <w:p>
@@ -3411,21 +3411,21 @@
           <w:sz w:val="26"/>
           <w:szCs w:val="26"/>
         </w:rPr>
-        <w:t xml:space="preserve"> {o_46} % giá hợp đồng cho mỗi tuần chậm (mặc định: 0,5%/tuần).</w:t>
-      </w:r>
-    </w:p>
-    <w:p>
-      <w:pPr>
-        <w:spacing w:after="80" w:before="40" w:line="288"/>
-        <w:jc w:val="both"/>
-      </w:pPr>
-      <w:r>
-        <w:rPr>
-          <w:rFonts w:ascii="Times New Roman" w:cs="Times New Roman" w:eastAsia="Times New Roman" w:hAnsi="Times New Roman"/>
-          <w:sz w:val="26"/>
-          <w:szCs w:val="26"/>
-        </w:rPr>
-        <w:t xml:space="preserve">Tổng mức phạt cho mọi vi phạm không vượt quá {o_47} % giá trị phần hợp đồng bị vi phạm (mặc định: 12%; bắt buộc không vượt quá 12% với dự án đầu tư công/PPP).</w:t>
+        <w:t xml:space="preserve"> {o_44} % giá hợp đồng cho mỗi tuần chậm (mặc định: 0,5%/tuần).</w:t>
+      </w:r>
+    </w:p>
+    <w:p>
+      <w:pPr>
+        <w:spacing w:after="80" w:before="40" w:line="288"/>
+        <w:jc w:val="both"/>
+      </w:pPr>
+      <w:r>
+        <w:rPr>
+          <w:rFonts w:ascii="Times New Roman" w:cs="Times New Roman" w:eastAsia="Times New Roman" w:hAnsi="Times New Roman"/>
+          <w:sz w:val="26"/>
+          <w:szCs w:val="26"/>
+        </w:rPr>
+        <w:t xml:space="preserve">Tổng mức phạt cho mọi vi phạm không vượt quá {o_45} % giá trị phần hợp đồng bị vi phạm (mặc định: 12%; bắt buộc không vượt quá 12% với dự án đầu tư công/PPP).</w:t>
       </w:r>
     </w:p>
     <w:p>
@@ -3467,35 +3467,35 @@
           <w:sz w:val="26"/>
           <w:szCs w:val="26"/>
         </w:rPr>
-        <w:t xml:space="preserve">15.3. Vi phạm chất lượng: Bên B sửa chữa, làm lại bằng chi phí của mình và bị phạt {o_48} % giá trị phần công việc vi phạm.</w:t>
-      </w:r>
-    </w:p>
-    <w:p>
-      <w:pPr>
-        <w:spacing w:after="80" w:before="40" w:line="288"/>
-        <w:jc w:val="both"/>
-      </w:pPr>
-      <w:r>
-        <w:rPr>
-          <w:rFonts w:ascii="Times New Roman" w:cs="Times New Roman" w:eastAsia="Times New Roman" w:hAnsi="Times New Roman"/>
-          <w:sz w:val="26"/>
-          <w:szCs w:val="26"/>
-        </w:rPr>
-        <w:t xml:space="preserve">15.4. Thưởng (tùy chọn): Bên B hoàn thành vượt tiến độ tối thiểu {o_49} ngày, đảm bảo chất lượng, được thưởng {o_50} % giá trị hợp đồng hoặc {o_51} đồng.</w:t>
-      </w:r>
-    </w:p>
-    <w:p>
-      <w:pPr>
-        <w:spacing w:after="80" w:before="40" w:line="288"/>
-        <w:jc w:val="both"/>
-      </w:pPr>
-      <w:r>
-        <w:rPr>
-          <w:rFonts w:ascii="Times New Roman" w:cs="Times New Roman" w:eastAsia="Times New Roman" w:hAnsi="Times New Roman"/>
-          <w:sz w:val="26"/>
-          <w:szCs w:val="26"/>
-        </w:rPr>
-        <w:t xml:space="preserve">15.5. Ngoài tiền phạt, bên vi phạm phải bồi thường thiệt hại thực tế phát sinh do vi phạm của mình. Tổng trách nhiệm bồi thường của Bên B không vượt quá {o_52} % giá hợp đồng, trừ trường hợp cố ý hoặc gây thiệt hại về tính mạng, sức khỏe.</w:t>
+        <w:t xml:space="preserve">15.3. Vi phạm chất lượng: Bên B sửa chữa, làm lại bằng chi phí của mình và bị phạt {o_46} % giá trị phần công việc vi phạm.</w:t>
+      </w:r>
+    </w:p>
+    <w:p>
+      <w:pPr>
+        <w:spacing w:after="80" w:before="40" w:line="288"/>
+        <w:jc w:val="both"/>
+      </w:pPr>
+      <w:r>
+        <w:rPr>
+          <w:rFonts w:ascii="Times New Roman" w:cs="Times New Roman" w:eastAsia="Times New Roman" w:hAnsi="Times New Roman"/>
+          <w:sz w:val="26"/>
+          <w:szCs w:val="26"/>
+        </w:rPr>
+        <w:t xml:space="preserve">15.4. Thưởng (tùy chọn): Bên B hoàn thành vượt tiến độ tối thiểu {o_47} ngày, đảm bảo chất lượng, được thưởng {o_48} % giá trị hợp đồng hoặc {o_49} đồng.</w:t>
+      </w:r>
+    </w:p>
+    <w:p>
+      <w:pPr>
+        <w:spacing w:after="80" w:before="40" w:line="288"/>
+        <w:jc w:val="both"/>
+      </w:pPr>
+      <w:r>
+        <w:rPr>
+          <w:rFonts w:ascii="Times New Roman" w:cs="Times New Roman" w:eastAsia="Times New Roman" w:hAnsi="Times New Roman"/>
+          <w:sz w:val="26"/>
+          <w:szCs w:val="26"/>
+        </w:rPr>
+        <w:t xml:space="preserve">15.5. Ngoài tiền phạt, bên vi phạm phải bồi thường thiệt hại thực tế phát sinh do vi phạm của mình. Tổng trách nhiệm bồi thường của Bên B không vượt quá {o_50} % giá hợp đồng, trừ trường hợp cố ý hoặc gây thiệt hại về tính mạng, sức khỏe.</w:t>
       </w:r>
     </w:p>
     <w:p>
@@ -3541,35 +3541,35 @@
           <w:sz w:val="26"/>
           <w:szCs w:val="26"/>
         </w:rPr>
-        <w:t xml:space="preserve">16.2. Bên B được tạm dừng thi công khi Bên A chậm thanh toán quá {o_53}  ngày sau thời hạn thanh toán, có thông báo trước 07 ngày. Thời gian tạm dừng được gia hạn tiến độ; Bên A chịu chi phí duy trì công trường hợp lý.</w:t>
-      </w:r>
-    </w:p>
-    <w:p>
-      <w:pPr>
-        <w:spacing w:after="80" w:before="40" w:line="288"/>
-        <w:jc w:val="both"/>
-      </w:pPr>
-      <w:r>
-        <w:rPr>
-          <w:rFonts w:ascii="Times New Roman" w:cs="Times New Roman" w:eastAsia="Times New Roman" w:hAnsi="Times New Roman"/>
-          <w:sz w:val="26"/>
-          <w:szCs w:val="26"/>
-        </w:rPr>
-        <w:t xml:space="preserve">16.3. Bên A được chấm dứt hợp đồng khi: Bên B bỏ dở công trình quá {o_54} ngày liên tục; chậm tiến độ quá {o_55} ngày mà không có biện pháp khắc phục; phá sản hoặc giao lại toàn bộ hợp đồng cho bên khác.</w:t>
-      </w:r>
-    </w:p>
-    <w:p>
-      <w:pPr>
-        <w:spacing w:after="80" w:before="40" w:line="288"/>
-        <w:jc w:val="both"/>
-      </w:pPr>
-      <w:r>
-        <w:rPr>
-          <w:rFonts w:ascii="Times New Roman" w:cs="Times New Roman" w:eastAsia="Times New Roman" w:hAnsi="Times New Roman"/>
-          <w:sz w:val="26"/>
-          <w:szCs w:val="26"/>
-        </w:rPr>
-        <w:t xml:space="preserve">16.4. Bên B được chấm dứt hợp đồng khi: Bên A chậm thanh toán quá {o_56} ngày; tạm dừng thi công quá {o_57} ngày không do lỗi của Bên B; Bên A phá sản.</w:t>
+        <w:t xml:space="preserve">16.2. Bên B được tạm dừng thi công khi Bên A chậm thanh toán quá {o_51}  ngày sau thời hạn thanh toán, có thông báo trước 07 ngày. Thời gian tạm dừng được gia hạn tiến độ; Bên A chịu chi phí duy trì công trường hợp lý.</w:t>
+      </w:r>
+    </w:p>
+    <w:p>
+      <w:pPr>
+        <w:spacing w:after="80" w:before="40" w:line="288"/>
+        <w:jc w:val="both"/>
+      </w:pPr>
+      <w:r>
+        <w:rPr>
+          <w:rFonts w:ascii="Times New Roman" w:cs="Times New Roman" w:eastAsia="Times New Roman" w:hAnsi="Times New Roman"/>
+          <w:sz w:val="26"/>
+          <w:szCs w:val="26"/>
+        </w:rPr>
+        <w:t xml:space="preserve">16.3. Bên A được chấm dứt hợp đồng khi: Bên B bỏ dở công trình quá {o_52} ngày liên tục; chậm tiến độ quá {o_53} ngày mà không có biện pháp khắc phục; phá sản hoặc giao lại toàn bộ hợp đồng cho bên khác.</w:t>
+      </w:r>
+    </w:p>
+    <w:p>
+      <w:pPr>
+        <w:spacing w:after="80" w:before="40" w:line="288"/>
+        <w:jc w:val="both"/>
+      </w:pPr>
+      <w:r>
+        <w:rPr>
+          <w:rFonts w:ascii="Times New Roman" w:cs="Times New Roman" w:eastAsia="Times New Roman" w:hAnsi="Times New Roman"/>
+          <w:sz w:val="26"/>
+          <w:szCs w:val="26"/>
+        </w:rPr>
+        <w:t xml:space="preserve">16.4. Bên B được chấm dứt hợp đồng khi: Bên A chậm thanh toán quá {o_54} ngày; tạm dừng thi công quá {o_55} ngày không do lỗi của Bên B; Bên A phá sản.</w:t>
       </w:r>
     </w:p>
     <w:p>
@@ -3657,21 +3657,21 @@
           <w:sz w:val="26"/>
           <w:szCs w:val="26"/>
         </w:rPr>
-        <w:t xml:space="preserve">17.4. Nếu sự kiện bất khả kháng kéo dài quá {o_58}  ngày liên tục, mỗi bên có quyền chấm dứt hợp đồng bằng văn bản; các bên thanh toán cho nhau phần công việc, hàng hóa đã thực hiện và được nghiệm thu đến thời điểm chấm dứt.</w:t>
-      </w:r>
-    </w:p>
-    <w:p>
-      <w:pPr>
-        <w:spacing w:after="80" w:before="40" w:line="288"/>
-        <w:jc w:val="both"/>
-      </w:pPr>
-      <w:r>
-        <w:rPr>
-          <w:rFonts w:ascii="Times New Roman" w:cs="Times New Roman" w:eastAsia="Times New Roman" w:hAnsi="Times New Roman"/>
-          <w:sz w:val="26"/>
-          <w:szCs w:val="26"/>
-        </w:rPr>
-        <w:t xml:space="preserve">17.5. Khi hoàn cảnh thay đổi cơ bản theo Điều 420 Bộ luật Dân sự (ví dụ: giá vật liệu chính biến động bất thường vượt quá {o_59} % so với thời điểm ký), bên bị ảnh hưởng có quyền đề nghị đàm phán lại phần giá và tiến độ liên quan trong thời hạn hợp lý.</w:t>
+        <w:t xml:space="preserve">17.4. Nếu sự kiện bất khả kháng kéo dài quá {o_56}  ngày liên tục, mỗi bên có quyền chấm dứt hợp đồng bằng văn bản; các bên thanh toán cho nhau phần công việc, hàng hóa đã thực hiện và được nghiệm thu đến thời điểm chấm dứt.</w:t>
+      </w:r>
+    </w:p>
+    <w:p>
+      <w:pPr>
+        <w:spacing w:after="80" w:before="40" w:line="288"/>
+        <w:jc w:val="both"/>
+      </w:pPr>
+      <w:r>
+        <w:rPr>
+          <w:rFonts w:ascii="Times New Roman" w:cs="Times New Roman" w:eastAsia="Times New Roman" w:hAnsi="Times New Roman"/>
+          <w:sz w:val="26"/>
+          <w:szCs w:val="26"/>
+        </w:rPr>
+        <w:t xml:space="preserve">17.5. Khi hoàn cảnh thay đổi cơ bản theo Điều 420 Bộ luật Dân sự (ví dụ: giá vật liệu chính biến động bất thường vượt quá {o_57} % so với thời điểm ký), bên bị ảnh hưởng có quyền đề nghị đàm phán lại phần giá và tiến độ liên quan trong thời hạn hợp lý.</w:t>
       </w:r>
     </w:p>
     <w:p>
@@ -3907,7 +3907,7 @@
           <w:sz w:val="26"/>
           <w:szCs w:val="26"/>
         </w:rPr>
-        <w:t xml:space="preserve">19.2. Nghĩa vụ bảo mật có hiệu lực trong thời gian thực hiện hợp đồng và {o_60}  năm sau khi hợp đồng chấm dứt.</w:t>
+        <w:t xml:space="preserve">19.2. Nghĩa vụ bảo mật có hiệu lực trong thời gian thực hiện hợp đồng và {o_58}  năm sau khi hợp đồng chấm dứt.</w:t>
       </w:r>
     </w:p>
     <w:p>
@@ -3953,21 +3953,21 @@
           <w:sz w:val="26"/>
           <w:szCs w:val="26"/>
         </w:rPr>
-        <w:t xml:space="preserve">20.2. Đại diện liên lạc: Bên A: {o_61} – ĐT: {o_62} – Email: {o_63}; Bên B: {o_64} – ĐT: {o_65} – Email: {o_66}</w:t>
-      </w:r>
-    </w:p>
-    <w:p>
-      <w:pPr>
-        <w:spacing w:after="80" w:before="40" w:line="288"/>
-        <w:jc w:val="both"/>
-      </w:pPr>
-      <w:r>
-        <w:rPr>
-          <w:rFonts w:ascii="Times New Roman" w:cs="Times New Roman" w:eastAsia="Times New Roman" w:hAnsi="Times New Roman"/>
-          <w:sz w:val="26"/>
-          <w:szCs w:val="26"/>
-        </w:rPr>
-        <w:t xml:space="preserve">20.3. Tin nhắn qua ứng dụng (Zalo, {o_67}) chỉ dùng để trao đổi điều hành, không thay thế văn bản đối với các nội dung về giá, khối lượng phát sinh, tiến độ và chấm dứt hợp đồng.</w:t>
+        <w:t xml:space="preserve">20.2. Đại diện liên lạc: Bên A: {o_59} – ĐT: {o_60} – Email: {o_61}; Bên B: {o_62} – ĐT: {o_63} – Email: {o_64}</w:t>
+      </w:r>
+    </w:p>
+    <w:p>
+      <w:pPr>
+        <w:spacing w:after="80" w:before="40" w:line="288"/>
+        <w:jc w:val="both"/>
+      </w:pPr>
+      <w:r>
+        <w:rPr>
+          <w:rFonts w:ascii="Times New Roman" w:cs="Times New Roman" w:eastAsia="Times New Roman" w:hAnsi="Times New Roman"/>
+          <w:sz w:val="26"/>
+          <w:szCs w:val="26"/>
+        </w:rPr>
+        <w:t xml:space="preserve">20.3. Tin nhắn qua ứng dụng (Zalo, {o_65}) chỉ dùng để trao đổi điều hành, không thay thế văn bản đối với các nội dung về giá, khối lượng phát sinh, tiến độ và chấm dứt hợp đồng.</w:t>
       </w:r>
     </w:p>
     <w:p>
@@ -3999,21 +3999,21 @@
           <w:sz w:val="26"/>
           <w:szCs w:val="26"/>
         </w:rPr>
-        <w:t xml:space="preserve">21.1. Trong vòng {o_68}  ngày kể từ ngày nghiệm thu hoàn thành, Bên B nộp hồ sơ quyết toán gồm: biên bản nghiệm thu hoàn thành; bảng tính giá trị quyết toán; các phụ lục phát sinh; hồ sơ hoàn công. Bên A xem xét và có ý kiến trong vòng {o_69} ngày.</w:t>
-      </w:r>
-    </w:p>
-    <w:p>
-      <w:pPr>
-        <w:spacing w:after="80" w:before="40" w:line="288"/>
-        <w:jc w:val="both"/>
-      </w:pPr>
-      <w:r>
-        <w:rPr>
-          <w:rFonts w:ascii="Times New Roman" w:cs="Times New Roman" w:eastAsia="Times New Roman" w:hAnsi="Times New Roman"/>
-          <w:sz w:val="26"/>
-          <w:szCs w:val="26"/>
-        </w:rPr>
-        <w:t xml:space="preserve">21.2. Hợp đồng được thanh lý trong vòng {o_70} ngày kể từ khi các bên hoàn thành nghĩa vụ hoặc hợp đồng bị chấm dứt; nghĩa vụ bảo hành tiếp tục đến hết thời hạn bảo hành.</w:t>
+        <w:t xml:space="preserve">21.1. Trong vòng {o_66}  ngày kể từ ngày nghiệm thu hoàn thành, Bên B nộp hồ sơ quyết toán gồm: biên bản nghiệm thu hoàn thành; bảng tính giá trị quyết toán; các phụ lục phát sinh; hồ sơ hoàn công. Bên A xem xét và có ý kiến trong vòng {o_67} ngày.</w:t>
+      </w:r>
+    </w:p>
+    <w:p>
+      <w:pPr>
+        <w:spacing w:after="80" w:before="40" w:line="288"/>
+        <w:jc w:val="both"/>
+      </w:pPr>
+      <w:r>
+        <w:rPr>
+          <w:rFonts w:ascii="Times New Roman" w:cs="Times New Roman" w:eastAsia="Times New Roman" w:hAnsi="Times New Roman"/>
+          <w:sz w:val="26"/>
+          <w:szCs w:val="26"/>
+        </w:rPr>
+        <w:t xml:space="preserve">21.2. Hợp đồng được thanh lý trong vòng {o_68} ngày kể từ khi các bên hoàn thành nghĩa vụ hoặc hợp đồng bị chấm dứt; nghĩa vụ bảo hành tiếp tục đến hết thời hạn bảo hành.</w:t>
       </w:r>
     </w:p>
     <w:p>
